--- a/public/Images/kumwell/Posters/Kumwell Air Termination System TEXT.docx
+++ b/public/Images/kumwell/Posters/Kumwell Air Termination System TEXT.docx
@@ -1,16 +1,16 @@
 
 <file path=word/document.xml><?xml version="1.0" encoding="utf-8"?>
-<w:document xmlns:wpc="http://schemas.microsoft.com/office/word/2010/wordprocessingCanvas" xmlns:cx="http://schemas.microsoft.com/office/drawing/2014/chartex" xmlns:cx1="http://schemas.microsoft.com/office/drawing/2015/9/8/chartex" xmlns:cx2="http://schemas.microsoft.com/office/drawing/2015/10/21/chartex" xmlns:cx3="http://schemas.microsoft.com/office/drawing/2016/5/9/chartex" xmlns:cx4="http://schemas.microsoft.com/office/drawing/2016/5/10/chartex" xmlns:cx5="http://schemas.microsoft.com/office/drawing/2016/5/11/chartex" xmlns:cx6="http://schemas.microsoft.com/office/drawing/2016/5/12/chartex" xmlns:cx7="http://schemas.microsoft.com/office/drawing/2016/5/13/chartex" xmlns:cx8="http://schemas.microsoft.com/office/drawing/2016/5/14/chartex" xmlns:mc="http://schemas.openxmlformats.org/markup-compatibility/2006" xmlns:aink="http://schemas.microsoft.com/office/drawing/2016/ink" xmlns:am3d="http://schemas.microsoft.com/office/drawing/2017/model3d" xmlns:o="urn:schemas-microsoft-com:office:office" xmlns:oel="http://schemas.microsoft.com/office/2019/extlst" xmlns:r="http://schemas.openxmlformats.org/officeDocument/2006/relationships" xmlns:m="http://schemas.openxmlformats.org/officeDocument/2006/math" xmlns:v="urn:schemas-microsoft-com:vml" xmlns:wp14="http://schemas.microsoft.com/office/word/2010/wordprocessingDrawing" xmlns:wp="http://schemas.openxmlformats.org/drawingml/2006/wordprocessingDrawing" xmlns:w10="urn:schemas-microsoft-com:office:word" xmlns:w="http://schemas.openxmlformats.org/wordprocessingml/2006/main" xmlns:w14="http://schemas.microsoft.com/office/word/2010/wordml" xmlns:w15="http://schemas.microsoft.com/office/word/2012/wordml" xmlns:w16cex="http://schemas.microsoft.com/office/word/2018/wordml/cex" xmlns:w16cid="http://schemas.microsoft.com/office/word/2016/wordml/cid" xmlns:w16="http://schemas.microsoft.com/office/word/2018/wordml" xmlns:w16du="http://schemas.microsoft.com/office/word/2023/wordml/word16du" xmlns:w16sdtdh="http://schemas.microsoft.com/office/word/2020/wordml/sdtdatahash" xmlns:w16sdtfl="http://schemas.microsoft.com/office/word/2024/wordml/sdtformatlock" xmlns:w16se="http://schemas.microsoft.com/office/word/2015/wordml/symex" xmlns:wpg="http://schemas.microsoft.com/office/word/2010/wordprocessingGroup" xmlns:wpi="http://schemas.microsoft.com/office/word/2010/wordprocessingInk" xmlns:wne="http://schemas.microsoft.com/office/word/2006/wordml" xmlns:wps="http://schemas.microsoft.com/office/word/2010/wordprocessingShape" mc:Ignorable="w14 w15 w16se w16cid w16 w16cex w16sdtdh w16sdtfl w16du wp14">
-  <w:background w:color="153E64" w:themeColor="text2" w:themeTint="E5"/>
+<w:document xmlns:o="urn:schemas-microsoft-com:office:office" xmlns:r="http://schemas.openxmlformats.org/officeDocument/2006/relationships" xmlns:v="urn:schemas-microsoft-com:vml" xmlns:w="http://schemas.openxmlformats.org/wordprocessingml/2006/main" xmlns:w10="urn:schemas-microsoft-com:office:word" xmlns:wp="http://schemas.openxmlformats.org/drawingml/2006/wordprocessingDrawing" xmlns:wps="http://schemas.microsoft.com/office/word/2010/wordprocessingShape" xmlns:wpg="http://schemas.microsoft.com/office/word/2010/wordprocessingGroup" xmlns:mc="http://schemas.openxmlformats.org/markup-compatibility/2006" xmlns:wp14="http://schemas.microsoft.com/office/word/2010/wordprocessingDrawing" xmlns:w14="http://schemas.microsoft.com/office/word/2010/wordml" xmlns:w15="http://schemas.microsoft.com/office/word/2012/wordml" mc:Ignorable="w14 wp14 w15">
+  <w:background w:color="153E64"/>
   <w:body>
     <w:p>
       <w:pPr>
+        <w:pStyle w:val="Normal"/>
         <w:jc w:val="center"/>
         <w:rPr>
           <w:rFonts w:ascii="Arial" w:hAnsi="Arial" w:cs="Arial"/>
           <w:b/>
           <w:bCs/>
-          <w:noProof/>
           <w:sz w:val="44"/>
           <w:szCs w:val="44"/>
           <w:u w:val="single"/>
@@ -18,10 +18,9 @@
       </w:pPr>
       <w:r>
         <w:rPr>
-          <w:rFonts w:ascii="Arial" w:hAnsi="Arial" w:cs="Arial"/>
-          <w:b/>
-          <w:bCs/>
-          <w:noProof/>
+          <w:rFonts w:cs="Arial" w:ascii="Arial" w:hAnsi="Arial"/>
+          <w:b/>
+          <w:bCs/>
           <w:sz w:val="44"/>
           <w:szCs w:val="44"/>
           <w:u w:val="single"/>
@@ -31,20 +30,31 @@
     </w:p>
     <w:p>
       <w:pPr>
+        <w:pStyle w:val="Normal"/>
         <w:jc w:val="center"/>
         <w:rPr>
           <w:rFonts w:ascii="Arial" w:hAnsi="Arial" w:cs="Arial"/>
           <w:b/>
           <w:bCs/>
-          <w:noProof/>
           <w:sz w:val="44"/>
           <w:szCs w:val="44"/>
           <w:u w:val="single"/>
         </w:rPr>
       </w:pPr>
-    </w:p>
-    <w:p>
-      <w:pPr>
+      <w:r>
+        <w:rPr>
+          <w:rFonts w:cs="Arial" w:ascii="Arial" w:hAnsi="Arial"/>
+          <w:b/>
+          <w:bCs/>
+          <w:sz w:val="44"/>
+          <w:szCs w:val="44"/>
+          <w:u w:val="single"/>
+        </w:rPr>
+      </w:r>
+    </w:p>
+    <w:p>
+      <w:pPr>
+        <w:pStyle w:val="Normal"/>
         <w:rPr>
           <w:rFonts w:ascii="Arial" w:hAnsi="Arial" w:cs="Arial"/>
           <w:b/>
@@ -53,15 +63,12 @@
         </w:rPr>
       </w:pPr>
       <w:r>
-        <w:rPr>
-          <w:rFonts w:ascii="Kanit Light" w:hAnsi="Kanit Light" w:cs="Kanit Light"/>
-          <w:noProof/>
-        </w:rPr>
+        <w:rPr/>
         <w:drawing>
-          <wp:inline distT="0" distB="0" distL="0" distR="0" wp14:anchorId="33B72E38" wp14:editId="1AB39CAA">
-            <wp:extent cx="5708650" cy="2444645"/>
-            <wp:effectExtent l="0" t="0" r="6350" b="0"/>
-            <wp:docPr id="2095723380" name="Picture 2"/>
+          <wp:inline distT="0" distB="0" distL="0" distR="0">
+            <wp:extent cx="5708650" cy="2444750"/>
+            <wp:effectExtent l="0" t="0" r="0" b="0"/>
+            <wp:docPr id="1" name="Picture 2" descr=""/>
             <wp:cNvGraphicFramePr>
               <a:graphicFrameLocks xmlns:a="http://schemas.openxmlformats.org/drawingml/2006/main" noChangeAspect="1"/>
             </wp:cNvGraphicFramePr>
@@ -69,20 +76,13 @@
               <a:graphicData uri="http://schemas.openxmlformats.org/drawingml/2006/picture">
                 <pic:pic xmlns:pic="http://schemas.openxmlformats.org/drawingml/2006/picture">
                   <pic:nvPicPr>
-                    <pic:cNvPr id="0" name="Picture 3"/>
+                    <pic:cNvPr id="1" name="Picture 2" descr=""/>
                     <pic:cNvPicPr>
                       <a:picLocks noChangeAspect="1" noChangeArrowheads="1"/>
                     </pic:cNvPicPr>
                   </pic:nvPicPr>
                   <pic:blipFill>
-                    <a:blip r:embed="rId4">
-                      <a:extLst>
-                        <a:ext uri="{28A0092B-C50C-407E-A947-70E740481C1C}">
-                          <a14:useLocalDpi xmlns:a14="http://schemas.microsoft.com/office/drawing/2010/main" val="0"/>
-                        </a:ext>
-                      </a:extLst>
-                    </a:blip>
-                    <a:srcRect/>
+                    <a:blip r:embed="rId2"/>
                     <a:stretch>
                       <a:fillRect/>
                     </a:stretch>
@@ -90,15 +90,11 @@
                   <pic:spPr bwMode="auto">
                     <a:xfrm>
                       <a:off x="0" y="0"/>
-                      <a:ext cx="5756436" cy="2465108"/>
+                      <a:ext cx="5708650" cy="2444750"/>
                     </a:xfrm>
                     <a:prstGeom prst="rect">
                       <a:avLst/>
                     </a:prstGeom>
-                    <a:noFill/>
-                    <a:ln>
-                      <a:noFill/>
-                    </a:ln>
                   </pic:spPr>
                 </pic:pic>
               </a:graphicData>
@@ -108,7 +104,7 @@
       </w:r>
       <w:r>
         <w:rPr>
-          <w:rFonts w:ascii="Kanit Light" w:eastAsia="Times New Roman" w:hAnsi="Kanit Light" w:cs="Kanit Light"/>
+          <w:rFonts w:eastAsia="Times New Roman" w:cs="Kanit Light" w:ascii="Kanit Light" w:hAnsi="Kanit Light"/>
           <w:color w:val="AB1419"/>
           <w:kern w:val="0"/>
           <w:sz w:val="54"/>
@@ -120,6 +116,7 @@
     </w:p>
     <w:p>
       <w:pPr>
+        <w:pStyle w:val="Normal"/>
         <w:jc w:val="both"/>
         <w:rPr>
           <w:rFonts w:ascii="Arial" w:hAnsi="Arial" w:cs="Arial"/>
@@ -129,9 +126,19 @@
           <w:lang w:val="en-AE"/>
         </w:rPr>
       </w:pPr>
-    </w:p>
-    <w:p>
-      <w:pPr>
+      <w:r>
+        <w:rPr>
+          <w:rFonts w:cs="Arial" w:ascii="Arial" w:hAnsi="Arial"/>
+          <w:b/>
+          <w:bCs/>
+          <w:szCs w:val="24"/>
+          <w:lang w:val="en-AE"/>
+        </w:rPr>
+      </w:r>
+    </w:p>
+    <w:p>
+      <w:pPr>
+        <w:pStyle w:val="Normal"/>
         <w:jc w:val="both"/>
         <w:rPr>
           <w:rFonts w:ascii="Arial" w:hAnsi="Arial" w:cs="Arial"/>
@@ -141,7 +148,7 @@
       </w:pPr>
       <w:r>
         <w:rPr>
-          <w:rFonts w:ascii="Arial" w:hAnsi="Arial" w:cs="Arial"/>
+          <w:rFonts w:cs="Arial" w:ascii="Arial" w:hAnsi="Arial"/>
           <w:b/>
           <w:bCs/>
           <w:szCs w:val="24"/>
@@ -150,16 +157,103 @@
         <w:t>Air Terminals</w:t>
       </w:r>
       <w:r>
+        <w:rPr>
+          <w:rFonts w:cs="Arial" w:ascii="Arial" w:hAnsi="Arial"/>
+          <w:szCs w:val="24"/>
+          <w:lang w:val="en-AE"/>
+        </w:rPr>
+        <w:t xml:space="preserve"> are the primary interception components of a lightning protection system and play a critical role in safely capturing and directing lightning currents to ground. Proper design and product selection in accordance with international standards are essential to ensure effective system performance and protection.</w:t>
+      </w:r>
+    </w:p>
+    <w:p>
+      <w:pPr>
+        <w:pStyle w:val="Normal"/>
+        <w:jc w:val="both"/>
         <w:rPr>
           <w:rFonts w:ascii="Arial" w:hAnsi="Arial" w:cs="Arial"/>
           <w:szCs w:val="24"/>
           <w:lang w:val="en-AE"/>
         </w:rPr>
-        <w:t xml:space="preserve"> are the primary interception components of a lightning protection system and play a critical role in safely capturing and directing lightning currents to ground. Proper design and product selection in accordance with international standards are essential to ensure effective system performance and protection.</w:t>
-      </w:r>
-    </w:p>
-    <w:p>
-      <w:pPr>
+      </w:pPr>
+      <w:r>
+        <w:rPr>
+          <w:rFonts w:cs="Arial" w:ascii="Arial" w:hAnsi="Arial"/>
+          <w:szCs w:val="24"/>
+          <w:lang w:val="en-AE"/>
+        </w:rPr>
+      </w:r>
+    </w:p>
+    <w:p>
+      <w:pPr>
+        <w:pStyle w:val="Normal"/>
+        <w:jc w:val="both"/>
+        <w:rPr>
+          <w:rFonts w:ascii="Arial" w:hAnsi="Arial" w:cs="Arial"/>
+          <w:szCs w:val="24"/>
+        </w:rPr>
+      </w:pPr>
+      <w:r>
+        <w:rPr>
+          <w:rFonts w:cs="Arial" w:ascii="Arial" w:hAnsi="Arial"/>
+          <w:b/>
+          <w:bCs/>
+          <w:szCs w:val="24"/>
+          <w:lang w:val="en-AE"/>
+        </w:rPr>
+        <w:t>KUMWELL’s range of Lightning Air Terminals</w:t>
+      </w:r>
+      <w:r>
+        <w:rPr>
+          <w:rFonts w:cs="Arial" w:ascii="Arial" w:hAnsi="Arial"/>
+          <w:szCs w:val="24"/>
+          <w:lang w:val="en-AE"/>
+        </w:rPr>
+        <w:t xml:space="preserve"> [</w:t>
+      </w:r>
+      <w:r>
+        <w:rPr>
+          <w:rFonts w:cs="Arial" w:ascii="Arial" w:hAnsi="Arial"/>
+          <w:szCs w:val="24"/>
+        </w:rPr>
+        <w:t xml:space="preserve">blunt-end rods, multi-point air terminals, lightning conductors, Franklin rod systems] </w:t>
+      </w:r>
+      <w:r>
+        <w:rPr>
+          <w:rFonts w:cs="Arial" w:ascii="Arial" w:hAnsi="Arial"/>
+          <w:szCs w:val="24"/>
+          <w:lang w:val="en-AE"/>
+        </w:rPr>
+        <w:t xml:space="preserve">are manufactured and tested in compliance with </w:t>
+      </w:r>
+      <w:r>
+        <w:rPr>
+          <w:rFonts w:cs="Arial" w:ascii="Arial" w:hAnsi="Arial"/>
+          <w:b/>
+          <w:bCs/>
+          <w:szCs w:val="24"/>
+          <w:lang w:val="en-AE"/>
+        </w:rPr>
+        <w:t>IEC 62561-2</w:t>
+      </w:r>
+      <w:r>
+        <w:rPr>
+          <w:rFonts w:cs="Arial" w:ascii="Arial" w:hAnsi="Arial"/>
+          <w:szCs w:val="24"/>
+          <w:lang w:val="en-AE"/>
+        </w:rPr>
+        <w:t xml:space="preserve">, </w:t>
+      </w:r>
+      <w:r>
+        <w:rPr>
+          <w:rFonts w:cs="Arial" w:ascii="Arial" w:hAnsi="Arial"/>
+          <w:szCs w:val="24"/>
+        </w:rPr>
+        <w:t>and form part of a conventional passive lightning protection system compliant with the rolling sphere, mesh (Faraday cage), and protective angle methods described in IEC 62305.</w:t>
+      </w:r>
+    </w:p>
+    <w:p>
+      <w:pPr>
+        <w:pStyle w:val="Normal"/>
         <w:jc w:val="both"/>
         <w:rPr>
           <w:rFonts w:ascii="Arial" w:hAnsi="Arial" w:cs="Arial"/>
@@ -167,158 +261,29 @@
           <w:lang w:val="en-AE"/>
         </w:rPr>
       </w:pPr>
-    </w:p>
-    <w:p>
-      <w:pPr>
-        <w:jc w:val="both"/>
-        <w:rPr>
-          <w:rFonts w:ascii="Arial" w:hAnsi="Arial" w:cs="Arial"/>
-          <w:szCs w:val="24"/>
-        </w:rPr>
-      </w:pPr>
-      <w:r>
-        <w:rPr>
-          <w:rFonts w:ascii="Arial" w:hAnsi="Arial" w:cs="Arial"/>
-          <w:b/>
-          <w:bCs/>
+      <w:r>
+        <w:rPr>
+          <w:rFonts w:cs="Arial" w:ascii="Arial" w:hAnsi="Arial"/>
           <w:szCs w:val="24"/>
           <w:lang w:val="en-AE"/>
         </w:rPr>
-        <w:t>KUMWELL</w:t>
-      </w:r>
-      <w:r>
-        <w:rPr>
-          <w:rFonts w:ascii="Arial" w:hAnsi="Arial" w:cs="Arial"/>
-          <w:b/>
-          <w:bCs/>
-          <w:szCs w:val="24"/>
-          <w:lang w:val="en-AE"/>
-        </w:rPr>
-        <w:t xml:space="preserve">’s range of Lightning </w:t>
-      </w:r>
-      <w:r>
-        <w:rPr>
-          <w:rFonts w:ascii="Arial" w:hAnsi="Arial" w:cs="Arial"/>
-          <w:b/>
-          <w:bCs/>
-          <w:szCs w:val="24"/>
-          <w:lang w:val="en-AE"/>
-        </w:rPr>
-        <w:t>Air Terminals</w:t>
-      </w:r>
-      <w:r>
-        <w:rPr>
-          <w:rFonts w:ascii="Arial" w:hAnsi="Arial" w:cs="Arial"/>
-          <w:szCs w:val="24"/>
-          <w:lang w:val="en-AE"/>
-        </w:rPr>
-        <w:t xml:space="preserve"> </w:t>
-      </w:r>
-      <w:r>
-        <w:rPr>
-          <w:rFonts w:ascii="Arial" w:hAnsi="Arial" w:cs="Arial"/>
-          <w:szCs w:val="24"/>
-          <w:lang w:val="en-AE"/>
-        </w:rPr>
-        <w:t>[</w:t>
-      </w:r>
-      <w:r>
-        <w:rPr>
-          <w:rFonts w:ascii="Arial" w:hAnsi="Arial" w:cs="Arial"/>
-          <w:szCs w:val="24"/>
-        </w:rPr>
-        <w:t>blunt-end rods, multi-point air terminals, lightning conductors, Franklin rod systems</w:t>
-      </w:r>
-      <w:r>
-        <w:rPr>
-          <w:rFonts w:ascii="Arial" w:hAnsi="Arial" w:cs="Arial"/>
-          <w:szCs w:val="24"/>
-        </w:rPr>
-        <w:t xml:space="preserve">] </w:t>
-      </w:r>
-      <w:r>
-        <w:rPr>
-          <w:rFonts w:ascii="Arial" w:hAnsi="Arial" w:cs="Arial"/>
-          <w:szCs w:val="24"/>
-          <w:lang w:val="en-AE"/>
-        </w:rPr>
-        <w:t xml:space="preserve">are manufactured and tested in compliance with </w:t>
-      </w:r>
-      <w:r>
-        <w:rPr>
-          <w:rFonts w:ascii="Arial" w:hAnsi="Arial" w:cs="Arial"/>
-          <w:b/>
-          <w:bCs/>
-          <w:szCs w:val="24"/>
-          <w:lang w:val="en-AE"/>
-        </w:rPr>
-        <w:t>IEC 62561-2</w:t>
-      </w:r>
-      <w:r>
-        <w:rPr>
-          <w:rFonts w:ascii="Arial" w:hAnsi="Arial" w:cs="Arial"/>
-          <w:szCs w:val="24"/>
-          <w:lang w:val="en-AE"/>
-        </w:rPr>
-        <w:t>,</w:t>
-      </w:r>
-      <w:r>
-        <w:rPr>
-          <w:rFonts w:ascii="Arial" w:hAnsi="Arial" w:cs="Arial"/>
-          <w:szCs w:val="24"/>
-          <w:lang w:val="en-AE"/>
-        </w:rPr>
-        <w:t xml:space="preserve"> </w:t>
-      </w:r>
-      <w:r>
-        <w:rPr>
-          <w:rFonts w:ascii="Arial" w:hAnsi="Arial" w:cs="Arial"/>
-          <w:szCs w:val="24"/>
-        </w:rPr>
-        <w:t xml:space="preserve">and form part of a conventional </w:t>
-      </w:r>
-      <w:r>
-        <w:rPr>
-          <w:rFonts w:ascii="Arial" w:hAnsi="Arial" w:cs="Arial"/>
-          <w:szCs w:val="24"/>
-        </w:rPr>
-        <w:t xml:space="preserve">passive </w:t>
-      </w:r>
-      <w:r>
-        <w:rPr>
-          <w:rFonts w:ascii="Arial" w:hAnsi="Arial" w:cs="Arial"/>
-          <w:szCs w:val="24"/>
-        </w:rPr>
-        <w:t>lightning protection system compliant with the rolling sphere, mesh (Faraday cage), and protective angle methods described in IEC 62305.</w:t>
-      </w:r>
-    </w:p>
-    <w:p>
-      <w:pPr>
-        <w:jc w:val="both"/>
-        <w:rPr>
-          <w:rFonts w:ascii="Arial" w:hAnsi="Arial" w:cs="Arial"/>
-          <w:szCs w:val="24"/>
-          <w:lang w:val="en-AE"/>
-        </w:rPr>
-      </w:pPr>
-    </w:p>
-    <w:p>
-      <w:pPr>
+      </w:r>
+    </w:p>
+    <w:p>
+      <w:pPr>
+        <w:pStyle w:val="Normal"/>
         <w:rPr>
           <w:rFonts w:ascii="Kanit Light" w:hAnsi="Kanit Light" w:cs="Kanit Light"/>
           <w:lang w:val="en-GB"/>
         </w:rPr>
       </w:pPr>
       <w:r>
-        <w:rPr>
-          <w:rFonts w:ascii="Kanit Light" w:hAnsi="Kanit Light" w:cs="Kanit Light"/>
-          <w:noProof/>
-        </w:rPr>
+        <w:rPr/>
         <w:drawing>
-          <wp:inline distT="0" distB="0" distL="0" distR="0" wp14:anchorId="0BFC45CC" wp14:editId="30307A75">
-            <wp:extent cx="2798050" cy="2108200"/>
+          <wp:inline distT="0" distB="0" distL="0" distR="0">
+            <wp:extent cx="2797810" cy="2108200"/>
             <wp:effectExtent l="0" t="0" r="0" b="0"/>
-            <wp:docPr id="2076386304" name="Picture 4"/>
+            <wp:docPr id="2" name="Picture 4" descr=""/>
             <wp:cNvGraphicFramePr>
               <a:graphicFrameLocks xmlns:a="http://schemas.openxmlformats.org/drawingml/2006/main" noChangeAspect="1"/>
             </wp:cNvGraphicFramePr>
@@ -326,20 +291,13 @@
               <a:graphicData uri="http://schemas.openxmlformats.org/drawingml/2006/picture">
                 <pic:pic xmlns:pic="http://schemas.openxmlformats.org/drawingml/2006/picture">
                   <pic:nvPicPr>
-                    <pic:cNvPr id="0" name="Picture 10"/>
+                    <pic:cNvPr id="2" name="Picture 4" descr=""/>
                     <pic:cNvPicPr>
                       <a:picLocks noChangeAspect="1" noChangeArrowheads="1"/>
                     </pic:cNvPicPr>
                   </pic:nvPicPr>
                   <pic:blipFill>
-                    <a:blip r:embed="rId5" cstate="print">
-                      <a:extLst>
-                        <a:ext uri="{28A0092B-C50C-407E-A947-70E740481C1C}">
-                          <a14:useLocalDpi xmlns:a14="http://schemas.microsoft.com/office/drawing/2010/main" val="0"/>
-                        </a:ext>
-                      </a:extLst>
-                    </a:blip>
-                    <a:srcRect/>
+                    <a:blip r:embed="rId3"/>
                     <a:stretch>
                       <a:fillRect/>
                     </a:stretch>
@@ -347,15 +305,11 @@
                   <pic:spPr bwMode="auto">
                     <a:xfrm>
                       <a:off x="0" y="0"/>
-                      <a:ext cx="2809966" cy="2117178"/>
+                      <a:ext cx="2797810" cy="2108200"/>
                     </a:xfrm>
                     <a:prstGeom prst="rect">
                       <a:avLst/>
                     </a:prstGeom>
-                    <a:noFill/>
-                    <a:ln>
-                      <a:noFill/>
-                    </a:ln>
                   </pic:spPr>
                 </pic:pic>
               </a:graphicData>
@@ -364,20 +318,16 @@
         </w:drawing>
       </w:r>
       <w:r>
-        <w:rPr>
-          <w:noProof/>
-        </w:rPr>
+        <w:rPr/>
         <w:t xml:space="preserve">    </w:t>
       </w:r>
       <w:r>
-        <w:rPr>
-          <w:noProof/>
-        </w:rPr>
+        <w:rPr/>
         <w:drawing>
-          <wp:inline distT="0" distB="0" distL="0" distR="0" wp14:anchorId="2F7CAD15" wp14:editId="7DD359FF">
-            <wp:extent cx="2775585" cy="2081839"/>
-            <wp:effectExtent l="0" t="0" r="5715" b="0"/>
-            <wp:docPr id="1824907375" name="Picture 6"/>
+          <wp:inline distT="0" distB="0" distL="0" distR="0">
+            <wp:extent cx="2775585" cy="2082165"/>
+            <wp:effectExtent l="0" t="0" r="0" b="0"/>
+            <wp:docPr id="3" name="Picture 6" descr=""/>
             <wp:cNvGraphicFramePr>
               <a:graphicFrameLocks xmlns:a="http://schemas.openxmlformats.org/drawingml/2006/main" noChangeAspect="1"/>
             </wp:cNvGraphicFramePr>
@@ -385,20 +335,13 @@
               <a:graphicData uri="http://schemas.openxmlformats.org/drawingml/2006/picture">
                 <pic:pic xmlns:pic="http://schemas.openxmlformats.org/drawingml/2006/picture">
                   <pic:nvPicPr>
-                    <pic:cNvPr id="0" name="Picture 13"/>
+                    <pic:cNvPr id="3" name="Picture 6" descr=""/>
                     <pic:cNvPicPr>
                       <a:picLocks noChangeAspect="1" noChangeArrowheads="1"/>
                     </pic:cNvPicPr>
                   </pic:nvPicPr>
                   <pic:blipFill>
-                    <a:blip r:embed="rId6" cstate="print">
-                      <a:extLst>
-                        <a:ext uri="{28A0092B-C50C-407E-A947-70E740481C1C}">
-                          <a14:useLocalDpi xmlns:a14="http://schemas.microsoft.com/office/drawing/2010/main" val="0"/>
-                        </a:ext>
-                      </a:extLst>
-                    </a:blip>
-                    <a:srcRect/>
+                    <a:blip r:embed="rId4"/>
                     <a:stretch>
                       <a:fillRect/>
                     </a:stretch>
@@ -406,15 +349,11 @@
                   <pic:spPr bwMode="auto">
                     <a:xfrm>
                       <a:off x="0" y="0"/>
-                      <a:ext cx="2820640" cy="2115633"/>
+                      <a:ext cx="2775585" cy="2082165"/>
                     </a:xfrm>
                     <a:prstGeom prst="rect">
                       <a:avLst/>
                     </a:prstGeom>
-                    <a:noFill/>
-                    <a:ln>
-                      <a:noFill/>
-                    </a:ln>
                   </pic:spPr>
                 </pic:pic>
               </a:graphicData>
@@ -425,22 +364,37 @@
     </w:p>
     <w:p>
       <w:pPr>
+        <w:pStyle w:val="Normal"/>
         <w:rPr>
           <w:rFonts w:ascii="Kanit Light" w:hAnsi="Kanit Light" w:cs="Kanit Light"/>
         </w:rPr>
       </w:pPr>
-    </w:p>
-    <w:p>
-      <w:pPr>
+      <w:r>
+        <w:rPr>
+          <w:rFonts w:cs="Kanit Light" w:ascii="Kanit Light" w:hAnsi="Kanit Light"/>
+        </w:rPr>
+      </w:r>
+    </w:p>
+    <w:p>
+      <w:pPr>
+        <w:pStyle w:val="Normal"/>
         <w:rPr>
           <w:rFonts w:ascii="Kanit Light" w:hAnsi="Kanit Light" w:cs="Kanit Light"/>
           <w:b/>
           <w:bCs/>
         </w:rPr>
       </w:pPr>
-    </w:p>
-    <w:p>
-      <w:pPr>
+      <w:r>
+        <w:rPr>
+          <w:rFonts w:cs="Kanit Light" w:ascii="Kanit Light" w:hAnsi="Kanit Light"/>
+          <w:b/>
+          <w:bCs/>
+        </w:rPr>
+      </w:r>
+    </w:p>
+    <w:p>
+      <w:pPr>
+        <w:pStyle w:val="Normal"/>
         <w:rPr>
           <w:rFonts w:ascii="Arial" w:hAnsi="Arial" w:cs="Arial"/>
           <w:b/>
@@ -451,18 +405,18 @@
       </w:pPr>
       <w:r>
         <w:rPr>
-          <w:rFonts w:ascii="Arial" w:hAnsi="Arial" w:cs="Arial"/>
+          <w:rFonts w:cs="Arial" w:ascii="Arial" w:hAnsi="Arial"/>
           <w:b/>
           <w:bCs/>
           <w:sz w:val="28"/>
           <w:szCs w:val="28"/>
         </w:rPr>
-        <w:lastRenderedPageBreak/>
         <w:t>Lightning Conductors</w:t>
       </w:r>
     </w:p>
     <w:p>
       <w:pPr>
+        <w:pStyle w:val="Normal"/>
         <w:rPr>
           <w:rFonts w:ascii="Kanit Light" w:hAnsi="Kanit Light" w:cs="Kanit Light"/>
           <w:b/>
@@ -471,103 +425,107 @@
       </w:pPr>
       <w:r>
         <w:rPr>
+          <w:rFonts w:cs="Kanit Light" w:ascii="Kanit Light" w:hAnsi="Kanit Light"/>
+          <w:b/>
+          <w:bCs/>
+        </w:rPr>
+        <w:t>Tape Conductors</w:t>
+      </w:r>
+    </w:p>
+    <w:p>
+      <w:pPr>
+        <w:pStyle w:val="Normal"/>
+        <w:jc w:val="left"/>
+        <w:rPr>
           <w:rFonts w:ascii="Kanit Light" w:hAnsi="Kanit Light" w:cs="Kanit Light"/>
-          <w:b/>
-          <w:bCs/>
-        </w:rPr>
-        <w:t>Tape Conductors</w:t>
-      </w:r>
-    </w:p>
-    <w:p>
-      <w:pPr>
-        <w:jc w:val="thaiDistribute"/>
+        </w:rPr>
+      </w:pPr>
+      <w:r>
+        <w:rPr>
+          <w:rFonts w:cs="Kanit Light" w:ascii="Kanit Light" w:hAnsi="Kanit Light"/>
+        </w:rPr>
+        <w:t>Tape conductors are easy to install, with no need to straighten for a neat finish. Available in copper or aluminium, tape conductor can be installed bare or with a choice of PVC covering to enable the tape to blend with modern building fabrics</w:t>
+      </w:r>
+    </w:p>
+    <w:p>
+      <w:pPr>
+        <w:pStyle w:val="Normal"/>
         <w:rPr>
           <w:rFonts w:ascii="Kanit Light" w:hAnsi="Kanit Light" w:cs="Kanit Light"/>
-        </w:rPr>
-      </w:pPr>
-      <w:r>
+          <w:b/>
+          <w:bCs/>
+        </w:rPr>
+      </w:pPr>
+      <w:r>
+        <w:rPr>
+          <w:rFonts w:cs="Kanit Light" w:ascii="Kanit Light" w:hAnsi="Kanit Light"/>
+          <w:b/>
+          <w:bCs/>
+        </w:rPr>
+        <w:t>Circular Conductors</w:t>
+      </w:r>
+    </w:p>
+    <w:p>
+      <w:pPr>
+        <w:pStyle w:val="Normal"/>
+        <w:jc w:val="left"/>
         <w:rPr>
           <w:rFonts w:ascii="Kanit Light" w:hAnsi="Kanit Light" w:cs="Kanit Light"/>
         </w:rPr>
-        <w:t>Tape conductors are easy to install, with no need to straighten for a neat finish. Available in copper or aluminium, tape conductor can be installed bare or with a choice of PVC covering to enable the tape to blend with modern building fabrics</w:t>
-      </w:r>
-    </w:p>
-    <w:p>
-      <w:pPr>
+      </w:pPr>
+      <w:r>
+        <w:rPr>
+          <w:rFonts w:cs="Kanit Light" w:ascii="Kanit Light" w:hAnsi="Kanit Light"/>
+        </w:rPr>
+        <w:t>Circular conductors can be used in applications where aesthetic considerations are important. Circular conductor is less conspicuous than the tape conductor system and lends itself much better to being concealed. Available in copper or aluminium, circular conductors can also have PVC covering.</w:t>
+      </w:r>
+    </w:p>
+    <w:p>
+      <w:pPr>
+        <w:pStyle w:val="Normal"/>
         <w:rPr>
           <w:rFonts w:ascii="Kanit Light" w:hAnsi="Kanit Light" w:cs="Kanit Light"/>
-          <w:b/>
-          <w:bCs/>
-        </w:rPr>
-      </w:pPr>
-      <w:r>
+        </w:rPr>
+      </w:pPr>
+      <w:r>
+        <w:rPr>
+          <w:rFonts w:cs="Kanit Light" w:ascii="Kanit Light" w:hAnsi="Kanit Light"/>
+          <w:b/>
+          <w:bCs/>
+        </w:rPr>
+        <w:t>Bare Copper</w:t>
+      </w:r>
+    </w:p>
+    <w:p>
+      <w:pPr>
+        <w:pStyle w:val="Normal"/>
+        <w:jc w:val="left"/>
         <w:rPr>
           <w:rFonts w:ascii="Kanit Light" w:hAnsi="Kanit Light" w:cs="Kanit Light"/>
-          <w:b/>
-          <w:bCs/>
-        </w:rPr>
-        <w:t>Circular Conductors</w:t>
-      </w:r>
-    </w:p>
-    <w:p>
-      <w:pPr>
-        <w:jc w:val="thaiDistribute"/>
+        </w:rPr>
+      </w:pPr>
+      <w:r>
+        <w:rPr>
+          <w:rFonts w:cs="Kanit Light" w:ascii="Kanit Light" w:hAnsi="Kanit Light"/>
+        </w:rPr>
+        <w:t>Made from BS EN 13601 copper, bare copper passes IEC 62561-2 standard. It is suited for grounding systems and lightning protection systems.</w:t>
+      </w:r>
+    </w:p>
+    <w:p>
+      <w:pPr>
+        <w:pStyle w:val="Normal"/>
+        <w:jc w:val="center"/>
         <w:rPr>
           <w:rFonts w:ascii="Kanit Light" w:hAnsi="Kanit Light" w:cs="Kanit Light"/>
         </w:rPr>
       </w:pPr>
       <w:r>
-        <w:rPr>
-          <w:rFonts w:ascii="Kanit Light" w:hAnsi="Kanit Light" w:cs="Kanit Light"/>
-        </w:rPr>
-        <w:t>Circular conductors can be used in applications where aesthetic considerations are important. Circular conductor is less conspicuous than the tape conductor system and lends itself much better to being concealed. Available in copper or aluminium, circular conductors can also have PVC covering.</w:t>
-      </w:r>
-    </w:p>
-    <w:p>
-      <w:pPr>
-        <w:rPr>
-          <w:rFonts w:ascii="Kanit Light" w:hAnsi="Kanit Light" w:cs="Kanit Light"/>
-        </w:rPr>
-      </w:pPr>
-      <w:r>
-        <w:rPr>
-          <w:rFonts w:ascii="Kanit Light" w:hAnsi="Kanit Light" w:cs="Kanit Light"/>
-          <w:b/>
-          <w:bCs/>
-        </w:rPr>
-        <w:t>Bare Copper</w:t>
-      </w:r>
-    </w:p>
-    <w:p>
-      <w:pPr>
-        <w:jc w:val="thaiDistribute"/>
-        <w:rPr>
-          <w:rFonts w:ascii="Kanit Light" w:hAnsi="Kanit Light" w:cs="Kanit Light"/>
-        </w:rPr>
-      </w:pPr>
-      <w:r>
-        <w:rPr>
-          <w:rFonts w:ascii="Kanit Light" w:hAnsi="Kanit Light" w:cs="Kanit Light"/>
-        </w:rPr>
-        <w:t>Made from BS EN 13601 copper, bare copper passes IEC 62561-2 standard. It is suited for grounding systems and lightning protection systems.</w:t>
-      </w:r>
-    </w:p>
-    <w:p>
-      <w:pPr>
-        <w:jc w:val="center"/>
-        <w:rPr>
-          <w:rFonts w:ascii="Kanit Light" w:hAnsi="Kanit Light" w:cs="Kanit Light"/>
-        </w:rPr>
-      </w:pPr>
-      <w:r>
-        <w:rPr>
-          <w:noProof/>
-        </w:rPr>
+        <w:rPr/>
         <w:drawing>
-          <wp:inline distT="0" distB="0" distL="0" distR="0" wp14:anchorId="69D837FB" wp14:editId="1AFE3082">
-            <wp:extent cx="4324865" cy="1765691"/>
+          <wp:inline distT="0" distB="0" distL="0" distR="0">
+            <wp:extent cx="4324985" cy="1765935"/>
             <wp:effectExtent l="0" t="0" r="0" b="0"/>
-            <wp:docPr id="727598196" name="Picture 7"/>
+            <wp:docPr id="4" name="Picture 7" descr=""/>
             <wp:cNvGraphicFramePr>
               <a:graphicFrameLocks xmlns:a="http://schemas.openxmlformats.org/drawingml/2006/main" noChangeAspect="1"/>
             </wp:cNvGraphicFramePr>
@@ -575,20 +533,13 @@
               <a:graphicData uri="http://schemas.openxmlformats.org/drawingml/2006/picture">
                 <pic:pic xmlns:pic="http://schemas.openxmlformats.org/drawingml/2006/picture">
                   <pic:nvPicPr>
-                    <pic:cNvPr id="0" name="Picture 15"/>
+                    <pic:cNvPr id="4" name="Picture 7" descr=""/>
                     <pic:cNvPicPr>
                       <a:picLocks noChangeAspect="1" noChangeArrowheads="1"/>
                     </pic:cNvPicPr>
                   </pic:nvPicPr>
                   <pic:blipFill>
-                    <a:blip r:embed="rId7" cstate="print">
-                      <a:extLst>
-                        <a:ext uri="{28A0092B-C50C-407E-A947-70E740481C1C}">
-                          <a14:useLocalDpi xmlns:a14="http://schemas.microsoft.com/office/drawing/2010/main" val="0"/>
-                        </a:ext>
-                      </a:extLst>
-                    </a:blip>
-                    <a:srcRect/>
+                    <a:blip r:embed="rId5"/>
                     <a:stretch>
                       <a:fillRect/>
                     </a:stretch>
@@ -596,15 +547,11 @@
                   <pic:spPr bwMode="auto">
                     <a:xfrm>
                       <a:off x="0" y="0"/>
-                      <a:ext cx="4330331" cy="1767922"/>
+                      <a:ext cx="4324985" cy="1765935"/>
                     </a:xfrm>
                     <a:prstGeom prst="rect">
                       <a:avLst/>
                     </a:prstGeom>
-                    <a:noFill/>
-                    <a:ln>
-                      <a:noFill/>
-                    </a:ln>
                   </pic:spPr>
                 </pic:pic>
               </a:graphicData>
@@ -615,6 +562,7 @@
     </w:p>
     <w:p>
       <w:pPr>
+        <w:pStyle w:val="Normal"/>
         <w:rPr>
           <w:rFonts w:ascii="Kanit Light" w:hAnsi="Kanit Light" w:cs="Kanit Light"/>
           <w:b/>
@@ -623,43 +571,43 @@
       </w:pPr>
       <w:r>
         <w:rPr>
+          <w:rFonts w:cs="Kanit Light" w:ascii="Kanit Light" w:hAnsi="Kanit Light"/>
+          <w:b/>
+          <w:bCs/>
+        </w:rPr>
+        <w:t>Copper with PVC</w:t>
+      </w:r>
+    </w:p>
+    <w:p>
+      <w:pPr>
+        <w:pStyle w:val="Normal"/>
+        <w:jc w:val="both"/>
+        <w:rPr>
           <w:rFonts w:ascii="Kanit Light" w:hAnsi="Kanit Light" w:cs="Kanit Light"/>
-          <w:b/>
-          <w:bCs/>
-        </w:rPr>
-        <w:t>Copper with PVC</w:t>
-      </w:r>
-    </w:p>
-    <w:p>
-      <w:pPr>
-        <w:jc w:val="both"/>
+        </w:rPr>
+      </w:pPr>
+      <w:r>
+        <w:rPr>
+          <w:rFonts w:cs="Kanit Light" w:ascii="Kanit Light" w:hAnsi="Kanit Light"/>
+        </w:rPr>
+        <w:t>Made from BS EN 13601 with high conductivity copper and green PVC cover with low smoke halogen free (LSHF), Also copper with PVC passes IEC 62561-2 standard. It is suited for down conductor in lightning protection.</w:t>
+      </w:r>
+    </w:p>
+    <w:p>
+      <w:pPr>
+        <w:pStyle w:val="Normal"/>
+        <w:jc w:val="center"/>
         <w:rPr>
           <w:rFonts w:ascii="Kanit Light" w:hAnsi="Kanit Light" w:cs="Kanit Light"/>
         </w:rPr>
       </w:pPr>
       <w:r>
-        <w:rPr>
-          <w:rFonts w:ascii="Kanit Light" w:hAnsi="Kanit Light" w:cs="Kanit Light"/>
-        </w:rPr>
-        <w:t>Made from BS EN 13601 with high conductivity copper and green PVC cover with low smoke halogen free (LSHF), Also copper with PVC passes IEC 62561-2 standard. It is suited for down conductor in lightning protection.</w:t>
-      </w:r>
-    </w:p>
-    <w:p>
-      <w:pPr>
-        <w:jc w:val="center"/>
-        <w:rPr>
-          <w:rFonts w:ascii="Kanit Light" w:hAnsi="Kanit Light" w:cs="Kanit Light"/>
-        </w:rPr>
-      </w:pPr>
-      <w:r>
-        <w:rPr>
-          <w:noProof/>
-        </w:rPr>
+        <w:rPr/>
         <w:drawing>
-          <wp:inline distT="0" distB="0" distL="0" distR="0" wp14:anchorId="3074CCA1" wp14:editId="2EE0BBF7">
-            <wp:extent cx="4387397" cy="1764000"/>
+          <wp:inline distT="0" distB="0" distL="0" distR="0">
+            <wp:extent cx="4387215" cy="1764030"/>
             <wp:effectExtent l="0" t="0" r="0" b="0"/>
-            <wp:docPr id="2028924909" name="Picture 10"/>
+            <wp:docPr id="5" name="Picture 10" descr=""/>
             <wp:cNvGraphicFramePr>
               <a:graphicFrameLocks xmlns:a="http://schemas.openxmlformats.org/drawingml/2006/main" noChangeAspect="1"/>
             </wp:cNvGraphicFramePr>
@@ -667,20 +615,13 @@
               <a:graphicData uri="http://schemas.openxmlformats.org/drawingml/2006/picture">
                 <pic:pic xmlns:pic="http://schemas.openxmlformats.org/drawingml/2006/picture">
                   <pic:nvPicPr>
-                    <pic:cNvPr id="0" name="Picture 21"/>
+                    <pic:cNvPr id="5" name="Picture 10" descr=""/>
                     <pic:cNvPicPr>
                       <a:picLocks noChangeAspect="1" noChangeArrowheads="1"/>
                     </pic:cNvPicPr>
                   </pic:nvPicPr>
                   <pic:blipFill>
-                    <a:blip r:embed="rId8" cstate="print">
-                      <a:extLst>
-                        <a:ext uri="{28A0092B-C50C-407E-A947-70E740481C1C}">
-                          <a14:useLocalDpi xmlns:a14="http://schemas.microsoft.com/office/drawing/2010/main" val="0"/>
-                        </a:ext>
-                      </a:extLst>
-                    </a:blip>
-                    <a:srcRect/>
+                    <a:blip r:embed="rId6"/>
                     <a:stretch>
                       <a:fillRect/>
                     </a:stretch>
@@ -688,15 +629,11 @@
                   <pic:spPr bwMode="auto">
                     <a:xfrm>
                       <a:off x="0" y="0"/>
-                      <a:ext cx="4387397" cy="1764000"/>
+                      <a:ext cx="4387215" cy="1764030"/>
                     </a:xfrm>
                     <a:prstGeom prst="rect">
                       <a:avLst/>
                     </a:prstGeom>
-                    <a:noFill/>
-                    <a:ln>
-                      <a:noFill/>
-                    </a:ln>
                   </pic:spPr>
                 </pic:pic>
               </a:graphicData>
@@ -707,6 +644,7 @@
     </w:p>
     <w:p>
       <w:pPr>
+        <w:pStyle w:val="Normal"/>
         <w:rPr>
           <w:rFonts w:ascii="Kanit Light" w:hAnsi="Kanit Light" w:cs="Kanit Light"/>
           <w:b/>
@@ -715,44 +653,44 @@
       </w:pPr>
       <w:r>
         <w:rPr>
+          <w:rFonts w:cs="Kanit Light" w:ascii="Kanit Light" w:hAnsi="Kanit Light"/>
+          <w:b/>
+          <w:bCs/>
+        </w:rPr>
+        <w:t>Annealed Copper-Clad Steel Wire (CCS)</w:t>
+      </w:r>
+    </w:p>
+    <w:p>
+      <w:pPr>
+        <w:pStyle w:val="Normal"/>
+        <w:jc w:val="left"/>
+        <w:rPr>
           <w:rFonts w:ascii="Kanit Light" w:hAnsi="Kanit Light" w:cs="Kanit Light"/>
-          <w:b/>
-          <w:bCs/>
-        </w:rPr>
-        <w:t>Annealed Copper-Clad Steel Wire (CCS)</w:t>
-      </w:r>
-    </w:p>
-    <w:p>
-      <w:pPr>
-        <w:jc w:val="thaiDistribute"/>
+        </w:rPr>
+      </w:pPr>
+      <w:r>
+        <w:rPr>
+          <w:rFonts w:cs="Kanit Light" w:ascii="Kanit Light" w:hAnsi="Kanit Light"/>
+        </w:rPr>
+        <w:t>Made from a cladding between steel and copper, CCS is a grounding grid according to IEC 62305-3 and IEEE 80-2013 standards. It also passes ASTM B910-B910M and IEC 62561-2 standard tests. It is suited for grounding systems and solutions for thefts prevention.</w:t>
+      </w:r>
+    </w:p>
+    <w:p>
+      <w:pPr>
+        <w:pStyle w:val="Normal"/>
+        <w:spacing w:before="0" w:after="160"/>
+        <w:jc w:val="center"/>
         <w:rPr>
           <w:rFonts w:ascii="Kanit Light" w:hAnsi="Kanit Light" w:cs="Kanit Light"/>
         </w:rPr>
       </w:pPr>
       <w:r>
-        <w:rPr>
-          <w:rFonts w:ascii="Kanit Light" w:hAnsi="Kanit Light" w:cs="Kanit Light"/>
-        </w:rPr>
-        <w:t>Made from a cladding between steel and copper, CCS is a grounding grid according to IEC 62305-3 and IEEE 80-2013 standards. It also passes ASTM B910-B910M and IEC 62561-2 standard tests. It is suited for grounding systems and solutions for thefts prevention.</w:t>
-      </w:r>
-    </w:p>
-    <w:p>
-      <w:pPr>
-        <w:jc w:val="center"/>
-        <w:rPr>
-          <w:rFonts w:ascii="Kanit Light" w:hAnsi="Kanit Light" w:cs="Kanit Light"/>
-        </w:rPr>
-      </w:pPr>
-      <w:r>
-        <w:rPr>
-          <w:noProof/>
-        </w:rPr>
-        <w:lastRenderedPageBreak/>
+        <w:rPr/>
         <w:drawing>
-          <wp:inline distT="0" distB="0" distL="0" distR="0" wp14:anchorId="3BE5989B" wp14:editId="3A68A2A3">
-            <wp:extent cx="3656844" cy="1764000"/>
-            <wp:effectExtent l="0" t="0" r="0" b="8255"/>
-            <wp:docPr id="1322874646" name="Picture 11"/>
+          <wp:inline distT="0" distB="0" distL="0" distR="0">
+            <wp:extent cx="3656965" cy="1764030"/>
+            <wp:effectExtent l="0" t="0" r="0" b="0"/>
+            <wp:docPr id="6" name="Picture 11" descr=""/>
             <wp:cNvGraphicFramePr>
               <a:graphicFrameLocks xmlns:a="http://schemas.openxmlformats.org/drawingml/2006/main" noChangeAspect="1"/>
             </wp:cNvGraphicFramePr>
@@ -760,20 +698,13 @@
               <a:graphicData uri="http://schemas.openxmlformats.org/drawingml/2006/picture">
                 <pic:pic xmlns:pic="http://schemas.openxmlformats.org/drawingml/2006/picture">
                   <pic:nvPicPr>
-                    <pic:cNvPr id="0" name="Picture 23"/>
+                    <pic:cNvPr id="6" name="Picture 11" descr=""/>
                     <pic:cNvPicPr>
                       <a:picLocks noChangeAspect="1" noChangeArrowheads="1"/>
                     </pic:cNvPicPr>
                   </pic:nvPicPr>
                   <pic:blipFill>
-                    <a:blip r:embed="rId9" cstate="print">
-                      <a:extLst>
-                        <a:ext uri="{28A0092B-C50C-407E-A947-70E740481C1C}">
-                          <a14:useLocalDpi xmlns:a14="http://schemas.microsoft.com/office/drawing/2010/main" val="0"/>
-                        </a:ext>
-                      </a:extLst>
-                    </a:blip>
-                    <a:srcRect/>
+                    <a:blip r:embed="rId7"/>
                     <a:stretch>
                       <a:fillRect/>
                     </a:stretch>
@@ -781,15 +712,11 @@
                   <pic:spPr bwMode="auto">
                     <a:xfrm>
                       <a:off x="0" y="0"/>
-                      <a:ext cx="3656844" cy="1764000"/>
+                      <a:ext cx="3656965" cy="1764030"/>
                     </a:xfrm>
                     <a:prstGeom prst="rect">
                       <a:avLst/>
                     </a:prstGeom>
-                    <a:noFill/>
-                    <a:ln>
-                      <a:noFill/>
-                    </a:ln>
                   </pic:spPr>
                 </pic:pic>
               </a:graphicData>
@@ -799,21 +726,86 @@
       </w:r>
     </w:p>
     <w:sectPr>
+      <w:headerReference w:type="default" r:id="rId8"/>
+      <w:type w:val="nextPage"/>
       <w:pgSz w:w="11906" w:h="16838"/>
-      <w:pgMar w:top="1440" w:right="1440" w:bottom="1440" w:left="1440" w:header="708" w:footer="708" w:gutter="0"/>
-      <w:cols w:space="708"/>
-      <w:docGrid w:linePitch="360"/>
+      <w:pgMar w:left="1440" w:right="1440" w:gutter="0" w:header="1440" w:top="2210" w:footer="0" w:bottom="1440"/>
+      <w:pgNumType w:fmt="decimal"/>
+      <w:formProt w:val="false"/>
+      <w:textDirection w:val="lrTb"/>
+      <w:docGrid w:type="default" w:linePitch="360" w:charSpace="0"/>
     </w:sectPr>
   </w:body>
 </w:document>
 </file>
 
+<file path=word/header1.xml><?xml version="1.0" encoding="utf-8"?>
+<w:hdr xmlns:o="urn:schemas-microsoft-com:office:office" xmlns:r="http://schemas.openxmlformats.org/officeDocument/2006/relationships" xmlns:v="urn:schemas-microsoft-com:vml" xmlns:w="http://schemas.openxmlformats.org/wordprocessingml/2006/main" xmlns:w10="urn:schemas-microsoft-com:office:word" xmlns:wp="http://schemas.openxmlformats.org/drawingml/2006/wordprocessingDrawing" xmlns:wps="http://schemas.microsoft.com/office/word/2010/wordprocessingShape" xmlns:wpg="http://schemas.microsoft.com/office/word/2010/wordprocessingGroup" xmlns:mc="http://schemas.openxmlformats.org/markup-compatibility/2006" xmlns:wp14="http://schemas.microsoft.com/office/word/2010/wordprocessingDrawing" xmlns:w14="http://schemas.microsoft.com/office/word/2010/wordml" xmlns:w15="http://schemas.microsoft.com/office/word/2012/wordml" mc:Ignorable="w14 wp14 w15">
+  <w:p>
+    <w:pPr>
+      <w:pStyle w:val="Header"/>
+      <w:suppressLineNumbers/>
+      <w:spacing w:before="0" w:after="160"/>
+      <w:rPr/>
+    </w:pPr>
+    <w:r>
+      <w:rPr/>
+      <w:drawing>
+        <wp:anchor behindDoc="1" distT="0" distB="0" distL="0" distR="0" simplePos="0" locked="0" layoutInCell="0" allowOverlap="1" relativeHeight="9">
+          <wp:simplePos x="0" y="0"/>
+          <wp:positionH relativeFrom="column">
+            <wp:posOffset>4161155</wp:posOffset>
+          </wp:positionH>
+          <wp:positionV relativeFrom="paragraph">
+            <wp:posOffset>-409575</wp:posOffset>
+          </wp:positionV>
+          <wp:extent cx="1769745" cy="363220"/>
+          <wp:effectExtent l="0" t="0" r="0" b="0"/>
+          <wp:wrapSquare wrapText="largest"/>
+          <wp:docPr id="7" name="Image1" descr=""/>
+          <wp:cNvGraphicFramePr>
+            <a:graphicFrameLocks xmlns:a="http://schemas.openxmlformats.org/drawingml/2006/main" noChangeAspect="1"/>
+          </wp:cNvGraphicFramePr>
+          <a:graphic xmlns:a="http://schemas.openxmlformats.org/drawingml/2006/main">
+            <a:graphicData uri="http://schemas.openxmlformats.org/drawingml/2006/picture">
+              <pic:pic xmlns:pic="http://schemas.openxmlformats.org/drawingml/2006/picture">
+                <pic:nvPicPr>
+                  <pic:cNvPr id="7" name="Image1" descr=""/>
+                  <pic:cNvPicPr>
+                    <a:picLocks noChangeAspect="1" noChangeArrowheads="1"/>
+                  </pic:cNvPicPr>
+                </pic:nvPicPr>
+                <pic:blipFill>
+                  <a:blip r:embed="rId1"/>
+                  <a:stretch>
+                    <a:fillRect/>
+                  </a:stretch>
+                </pic:blipFill>
+                <pic:spPr bwMode="auto">
+                  <a:xfrm>
+                    <a:off x="0" y="0"/>
+                    <a:ext cx="1769745" cy="363220"/>
+                  </a:xfrm>
+                  <a:prstGeom prst="rect">
+                    <a:avLst/>
+                  </a:prstGeom>
+                </pic:spPr>
+              </pic:pic>
+            </a:graphicData>
+          </a:graphic>
+        </wp:anchor>
+      </w:drawing>
+    </w:r>
+  </w:p>
+</w:hdr>
+</file>
+
 <file path=word/styles.xml><?xml version="1.0" encoding="utf-8"?>
-<w:styles xmlns:mc="http://schemas.openxmlformats.org/markup-compatibility/2006" xmlns:r="http://schemas.openxmlformats.org/officeDocument/2006/relationships" xmlns:w="http://schemas.openxmlformats.org/wordprocessingml/2006/main" xmlns:w14="http://schemas.microsoft.com/office/word/2010/wordml" xmlns:w15="http://schemas.microsoft.com/office/word/2012/wordml" xmlns:w16cex="http://schemas.microsoft.com/office/word/2018/wordml/cex" xmlns:w16cid="http://schemas.microsoft.com/office/word/2016/wordml/cid" xmlns:w16="http://schemas.microsoft.com/office/word/2018/wordml" xmlns:w16du="http://schemas.microsoft.com/office/word/2023/wordml/word16du" xmlns:w16sdtdh="http://schemas.microsoft.com/office/word/2020/wordml/sdtdatahash" xmlns:w16sdtfl="http://schemas.microsoft.com/office/word/2024/wordml/sdtformatlock" xmlns:w16se="http://schemas.microsoft.com/office/word/2015/wordml/symex" mc:Ignorable="w14 w15 w16se w16cid w16 w16cex w16sdtdh w16sdtfl w16du">
+<w:styles xmlns:w="http://schemas.openxmlformats.org/wordprocessingml/2006/main" xmlns:w14="http://schemas.microsoft.com/office/word/2010/wordml" xmlns:mc="http://schemas.openxmlformats.org/markup-compatibility/2006" mc:Ignorable="w14">
   <w:docDefaults>
     <w:rPrDefault>
       <w:rPr>
-        <w:rFonts w:asciiTheme="minorHAnsi" w:eastAsiaTheme="minorHAnsi" w:hAnsiTheme="minorHAnsi" w:cstheme="minorBidi"/>
+        <w:rFonts w:ascii="Aptos" w:hAnsi="Aptos" w:eastAsia="Aptos" w:cs="Cordia New" w:asciiTheme="minorHAnsi" w:cstheme="minorBidi" w:eastAsiaTheme="minorHAnsi" w:hAnsiTheme="minorHAnsi"/>
         <w:kern w:val="2"/>
         <w:sz w:val="24"/>
         <w:szCs w:val="30"/>
@@ -823,21 +815,21 @@
     </w:rPrDefault>
     <w:pPrDefault>
       <w:pPr>
-        <w:spacing w:after="160"/>
+        <w:suppressAutoHyphens w:val="true"/>
       </w:pPr>
     </w:pPrDefault>
   </w:docDefaults>
   <w:latentStyles w:defLockedState="0" w:defUIPriority="99" w:defSemiHidden="0" w:defUnhideWhenUsed="0" w:defQFormat="0" w:count="376">
     <w:lsdException w:name="Normal" w:uiPriority="0" w:qFormat="1"/>
     <w:lsdException w:name="heading 1" w:uiPriority="9" w:qFormat="1"/>
-    <w:lsdException w:name="heading 2" w:semiHidden="1" w:uiPriority="9" w:unhideWhenUsed="1" w:qFormat="1"/>
-    <w:lsdException w:name="heading 3" w:semiHidden="1" w:uiPriority="9" w:unhideWhenUsed="1" w:qFormat="1"/>
-    <w:lsdException w:name="heading 4" w:semiHidden="1" w:uiPriority="9" w:unhideWhenUsed="1" w:qFormat="1"/>
-    <w:lsdException w:name="heading 5" w:semiHidden="1" w:uiPriority="9" w:unhideWhenUsed="1" w:qFormat="1"/>
-    <w:lsdException w:name="heading 6" w:semiHidden="1" w:uiPriority="9" w:unhideWhenUsed="1" w:qFormat="1"/>
-    <w:lsdException w:name="heading 7" w:semiHidden="1" w:uiPriority="9" w:unhideWhenUsed="1" w:qFormat="1"/>
-    <w:lsdException w:name="heading 8" w:semiHidden="1" w:uiPriority="9" w:unhideWhenUsed="1" w:qFormat="1"/>
-    <w:lsdException w:name="heading 9" w:semiHidden="1" w:uiPriority="9" w:unhideWhenUsed="1" w:qFormat="1"/>
+    <w:lsdException w:name="heading 2" w:uiPriority="9" w:semiHidden="1" w:unhideWhenUsed="1" w:qFormat="1"/>
+    <w:lsdException w:name="heading 3" w:uiPriority="9" w:semiHidden="1" w:unhideWhenUsed="1" w:qFormat="1"/>
+    <w:lsdException w:name="heading 4" w:uiPriority="9" w:semiHidden="1" w:unhideWhenUsed="1" w:qFormat="1"/>
+    <w:lsdException w:name="heading 5" w:uiPriority="9" w:semiHidden="1" w:unhideWhenUsed="1" w:qFormat="1"/>
+    <w:lsdException w:name="heading 6" w:uiPriority="9" w:semiHidden="1" w:unhideWhenUsed="1" w:qFormat="1"/>
+    <w:lsdException w:name="heading 7" w:uiPriority="9" w:semiHidden="1" w:unhideWhenUsed="1" w:qFormat="1"/>
+    <w:lsdException w:name="heading 8" w:uiPriority="9" w:semiHidden="1" w:unhideWhenUsed="1" w:qFormat="1"/>
+    <w:lsdException w:name="heading 9" w:uiPriority="9" w:semiHidden="1" w:unhideWhenUsed="1" w:qFormat="1"/>
     <w:lsdException w:name="index 1" w:semiHidden="1" w:unhideWhenUsed="1"/>
     <w:lsdException w:name="index 2" w:semiHidden="1" w:unhideWhenUsed="1"/>
     <w:lsdException w:name="index 3" w:semiHidden="1" w:unhideWhenUsed="1"/>
@@ -847,22 +839,22 @@
     <w:lsdException w:name="index 7" w:semiHidden="1" w:unhideWhenUsed="1"/>
     <w:lsdException w:name="index 8" w:semiHidden="1" w:unhideWhenUsed="1"/>
     <w:lsdException w:name="index 9" w:semiHidden="1" w:unhideWhenUsed="1"/>
-    <w:lsdException w:name="toc 1" w:semiHidden="1" w:uiPriority="39" w:unhideWhenUsed="1"/>
-    <w:lsdException w:name="toc 2" w:semiHidden="1" w:uiPriority="39" w:unhideWhenUsed="1"/>
-    <w:lsdException w:name="toc 3" w:semiHidden="1" w:uiPriority="39" w:unhideWhenUsed="1"/>
-    <w:lsdException w:name="toc 4" w:semiHidden="1" w:uiPriority="39" w:unhideWhenUsed="1"/>
-    <w:lsdException w:name="toc 5" w:semiHidden="1" w:uiPriority="39" w:unhideWhenUsed="1"/>
-    <w:lsdException w:name="toc 6" w:semiHidden="1" w:uiPriority="39" w:unhideWhenUsed="1"/>
-    <w:lsdException w:name="toc 7" w:semiHidden="1" w:uiPriority="39" w:unhideWhenUsed="1"/>
-    <w:lsdException w:name="toc 8" w:semiHidden="1" w:uiPriority="39" w:unhideWhenUsed="1"/>
-    <w:lsdException w:name="toc 9" w:semiHidden="1" w:uiPriority="39" w:unhideWhenUsed="1"/>
+    <w:lsdException w:name="toc 1" w:uiPriority="39" w:semiHidden="1" w:unhideWhenUsed="1"/>
+    <w:lsdException w:name="toc 2" w:uiPriority="39" w:semiHidden="1" w:unhideWhenUsed="1"/>
+    <w:lsdException w:name="toc 3" w:uiPriority="39" w:semiHidden="1" w:unhideWhenUsed="1"/>
+    <w:lsdException w:name="toc 4" w:uiPriority="39" w:semiHidden="1" w:unhideWhenUsed="1"/>
+    <w:lsdException w:name="toc 5" w:uiPriority="39" w:semiHidden="1" w:unhideWhenUsed="1"/>
+    <w:lsdException w:name="toc 6" w:uiPriority="39" w:semiHidden="1" w:unhideWhenUsed="1"/>
+    <w:lsdException w:name="toc 7" w:uiPriority="39" w:semiHidden="1" w:unhideWhenUsed="1"/>
+    <w:lsdException w:name="toc 8" w:uiPriority="39" w:semiHidden="1" w:unhideWhenUsed="1"/>
+    <w:lsdException w:name="toc 9" w:uiPriority="39" w:semiHidden="1" w:unhideWhenUsed="1"/>
     <w:lsdException w:name="Normal Indent" w:semiHidden="1" w:unhideWhenUsed="1"/>
     <w:lsdException w:name="footnote text" w:semiHidden="1" w:unhideWhenUsed="1"/>
     <w:lsdException w:name="annotation text" w:semiHidden="1" w:unhideWhenUsed="1"/>
     <w:lsdException w:name="header" w:semiHidden="1" w:unhideWhenUsed="1"/>
     <w:lsdException w:name="footer" w:semiHidden="1" w:unhideWhenUsed="1"/>
     <w:lsdException w:name="index heading" w:semiHidden="1" w:unhideWhenUsed="1"/>
-    <w:lsdException w:name="caption" w:semiHidden="1" w:uiPriority="35" w:unhideWhenUsed="1" w:qFormat="1"/>
+    <w:lsdException w:name="caption" w:uiPriority="35" w:semiHidden="1" w:unhideWhenUsed="1" w:qFormat="1"/>
     <w:lsdException w:name="table of figures" w:semiHidden="1" w:unhideWhenUsed="1"/>
     <w:lsdException w:name="envelope address" w:semiHidden="1" w:unhideWhenUsed="1"/>
     <w:lsdException w:name="envelope return" w:semiHidden="1" w:unhideWhenUsed="1"/>
@@ -893,7 +885,7 @@
     <w:lsdException w:name="Title" w:uiPriority="10" w:qFormat="1"/>
     <w:lsdException w:name="Closing" w:semiHidden="1" w:unhideWhenUsed="1"/>
     <w:lsdException w:name="Signature" w:semiHidden="1" w:unhideWhenUsed="1"/>
-    <w:lsdException w:name="Default Paragraph Font" w:semiHidden="1" w:uiPriority="1" w:unhideWhenUsed="1"/>
+    <w:lsdException w:name="Default Paragraph Font" w:uiPriority="1" w:semiHidden="1" w:unhideWhenUsed="1"/>
     <w:lsdException w:name="Body Text" w:semiHidden="1" w:unhideWhenUsed="1"/>
     <w:lsdException w:name="Body Text Indent" w:semiHidden="1" w:unhideWhenUsed="1"/>
     <w:lsdException w:name="List Continue" w:semiHidden="1" w:unhideWhenUsed="1"/>
@@ -1093,8 +1085,8 @@
     <w:lsdException w:name="Subtle Reference" w:uiPriority="31" w:qFormat="1"/>
     <w:lsdException w:name="Intense Reference" w:uiPriority="32" w:qFormat="1"/>
     <w:lsdException w:name="Book Title" w:uiPriority="33" w:qFormat="1"/>
-    <w:lsdException w:name="Bibliography" w:semiHidden="1" w:uiPriority="37" w:unhideWhenUsed="1"/>
-    <w:lsdException w:name="TOC Heading" w:semiHidden="1" w:uiPriority="39" w:unhideWhenUsed="1" w:qFormat="1"/>
+    <w:lsdException w:name="Bibliography" w:uiPriority="37" w:semiHidden="1" w:unhideWhenUsed="1"/>
+    <w:lsdException w:name="TOC Heading" w:uiPriority="39" w:semiHidden="1" w:unhideWhenUsed="1" w:qFormat="1"/>
     <w:lsdException w:name="Plain Table 1" w:uiPriority="41"/>
     <w:lsdException w:name="Plain Table 2" w:uiPriority="42"/>
     <w:lsdException w:name="Plain Table 3" w:uiPriority="43"/>
@@ -1205,33 +1197,48 @@
     <w:lsdException w:name="Unresolved Mention" w:semiHidden="1" w:unhideWhenUsed="1"/>
     <w:lsdException w:name="Smart Link" w:semiHidden="1" w:unhideWhenUsed="1"/>
   </w:latentStyles>
-  <w:style w:type="paragraph" w:default="1" w:styleId="Normal">
+  <w:style w:type="paragraph" w:styleId="Normal" w:default="1">
     <w:name w:val="Normal"/>
     <w:qFormat/>
+    <w:pPr>
+      <w:widowControl/>
+      <w:bidi w:val="0"/>
+      <w:spacing w:before="0" w:after="160"/>
+      <w:jc w:val="left"/>
+    </w:pPr>
+    <w:rPr>
+      <w:rFonts w:ascii="Aptos" w:hAnsi="Aptos" w:eastAsia="Aptos" w:cs="Cordia New" w:asciiTheme="minorHAnsi" w:cstheme="minorBidi" w:eastAsiaTheme="minorHAnsi" w:hAnsiTheme="minorHAnsi"/>
+      <w:color w:val="auto"/>
+      <w:kern w:val="2"/>
+      <w:sz w:val="24"/>
+      <w:szCs w:val="30"/>
+      <w:lang w:val="en-US" w:eastAsia="en-US" w:bidi="th-TH"/>
+      <w14:ligatures w14:val="standardContextual"/>
+    </w:rPr>
   </w:style>
   <w:style w:type="paragraph" w:styleId="Heading1">
-    <w:name w:val="heading 1"/>
+    <w:name w:val="Heading 1"/>
     <w:basedOn w:val="Normal"/>
     <w:next w:val="Normal"/>
     <w:link w:val="Heading1Char"/>
     <w:uiPriority w:val="9"/>
     <w:qFormat/>
-    <w:rsid w:val="00997BCE"/>
-    <w:pPr>
-      <w:keepNext/>
+    <w:rsid w:val="00997bce"/>
+    <w:pPr>
+      <w:keepNext w:val="true"/>
       <w:keepLines/>
       <w:spacing w:before="320" w:after="40"/>
       <w:outlineLvl w:val="0"/>
     </w:pPr>
     <w:rPr>
-      <w:rFonts w:asciiTheme="majorHAnsi" w:eastAsiaTheme="majorEastAsia" w:hAnsiTheme="majorHAnsi" w:cstheme="majorBidi"/>
-      <w:color w:val="0F4761" w:themeColor="accent1" w:themeShade="BF"/>
+      <w:rFonts w:ascii="Aptos Display" w:hAnsi="Aptos Display" w:eastAsia="" w:cs="Angsana New" w:asciiTheme="majorHAnsi" w:cstheme="majorBidi" w:eastAsiaTheme="majorEastAsia" w:hAnsiTheme="majorHAnsi"/>
+      <w:color w:themeColor="accent1" w:themeShade="bf" w:val="0F4761"/>
       <w:sz w:val="40"/>
       <w:szCs w:val="50"/>
     </w:rPr>
   </w:style>
   <w:style w:type="paragraph" w:styleId="Heading2">
-    <w:name w:val="heading 2"/>
+    <w:name w:val="Heading 2"/>
     <w:basedOn w:val="Normal"/>
     <w:next w:val="Normal"/>
     <w:link w:val="Heading2Char"/>
@@ -1239,44 +1246,44 @@
     <w:semiHidden/>
     <w:unhideWhenUsed/>
     <w:qFormat/>
-    <w:rsid w:val="00997BCE"/>
-    <w:pPr>
-      <w:keepNext/>
+    <w:rsid w:val="00997bce"/>
+    <w:pPr>
+      <w:keepNext w:val="true"/>
       <w:keepLines/>
       <w:spacing w:before="120" w:after="40"/>
       <w:outlineLvl w:val="1"/>
     </w:pPr>
     <w:rPr>
-      <w:rFonts w:asciiTheme="majorHAnsi" w:eastAsiaTheme="majorEastAsia" w:hAnsiTheme="majorHAnsi" w:cstheme="majorBidi"/>
-      <w:color w:val="0F4761" w:themeColor="accent1" w:themeShade="BF"/>
+      <w:rFonts w:ascii="Aptos Display" w:hAnsi="Aptos Display" w:eastAsia="" w:cs="Angsana New" w:asciiTheme="majorHAnsi" w:cstheme="majorBidi" w:eastAsiaTheme="majorEastAsia" w:hAnsiTheme="majorHAnsi"/>
+      <w:color w:themeColor="accent1" w:themeShade="bf" w:val="0F4761"/>
       <w:sz w:val="32"/>
       <w:szCs w:val="40"/>
     </w:rPr>
   </w:style>
   <w:style w:type="paragraph" w:styleId="Heading3">
-    <w:name w:val="heading 3"/>
+    <w:name w:val="Heading 3"/>
     <w:basedOn w:val="Normal"/>
     <w:next w:val="Normal"/>
     <w:link w:val="Heading3Char"/>
     <w:uiPriority w:val="9"/>
     <w:unhideWhenUsed/>
     <w:qFormat/>
-    <w:rsid w:val="00997BCE"/>
-    <w:pPr>
-      <w:keepNext/>
+    <w:rsid w:val="00997bce"/>
+    <w:pPr>
+      <w:keepNext w:val="true"/>
       <w:keepLines/>
       <w:spacing w:before="120" w:after="40"/>
       <w:outlineLvl w:val="2"/>
     </w:pPr>
     <w:rPr>
-      <w:rFonts w:eastAsiaTheme="majorEastAsia" w:cstheme="majorBidi"/>
-      <w:color w:val="0F4761" w:themeColor="accent1" w:themeShade="BF"/>
+      <w:rFonts w:eastAsia="" w:cs="Angsana New" w:cstheme="majorBidi" w:eastAsiaTheme="majorEastAsia"/>
+      <w:color w:themeColor="accent1" w:themeShade="bf" w:val="0F4761"/>
       <w:sz w:val="28"/>
       <w:szCs w:val="35"/>
     </w:rPr>
   </w:style>
   <w:style w:type="paragraph" w:styleId="Heading4">
-    <w:name w:val="heading 4"/>
+    <w:name w:val="Heading 4"/>
     <w:basedOn w:val="Normal"/>
     <w:next w:val="Normal"/>
     <w:link w:val="Heading4Char"/>
@@ -1284,22 +1291,22 @@
     <w:semiHidden/>
     <w:unhideWhenUsed/>
     <w:qFormat/>
-    <w:rsid w:val="00997BCE"/>
-    <w:pPr>
-      <w:keepNext/>
+    <w:rsid w:val="00997bce"/>
+    <w:pPr>
+      <w:keepNext w:val="true"/>
       <w:keepLines/>
       <w:spacing w:before="80" w:after="40"/>
       <w:outlineLvl w:val="3"/>
     </w:pPr>
     <w:rPr>
-      <w:rFonts w:eastAsiaTheme="majorEastAsia" w:cstheme="majorBidi"/>
+      <w:rFonts w:eastAsia="" w:cs="Angsana New" w:cstheme="majorBidi" w:eastAsiaTheme="majorEastAsia"/>
       <w:i/>
       <w:iCs/>
-      <w:color w:val="0F4761" w:themeColor="accent1" w:themeShade="BF"/>
+      <w:color w:themeColor="accent1" w:themeShade="bf" w:val="0F4761"/>
     </w:rPr>
   </w:style>
   <w:style w:type="paragraph" w:styleId="Heading5">
-    <w:name w:val="heading 5"/>
+    <w:name w:val="Heading 5"/>
     <w:basedOn w:val="Normal"/>
     <w:next w:val="Normal"/>
     <w:link w:val="Heading5Char"/>
@@ -1307,20 +1314,20 @@
     <w:semiHidden/>
     <w:unhideWhenUsed/>
     <w:qFormat/>
-    <w:rsid w:val="00997BCE"/>
-    <w:pPr>
-      <w:keepNext/>
+    <w:rsid w:val="00997bce"/>
+    <w:pPr>
+      <w:keepNext w:val="true"/>
       <w:keepLines/>
       <w:spacing w:before="80" w:after="40"/>
       <w:outlineLvl w:val="4"/>
     </w:pPr>
     <w:rPr>
-      <w:rFonts w:eastAsiaTheme="majorEastAsia" w:cstheme="majorBidi"/>
-      <w:color w:val="0F4761" w:themeColor="accent1" w:themeShade="BF"/>
+      <w:rFonts w:eastAsia="" w:cs="Angsana New" w:cstheme="majorBidi" w:eastAsiaTheme="majorEastAsia"/>
+      <w:color w:themeColor="accent1" w:themeShade="bf" w:val="0F4761"/>
     </w:rPr>
   </w:style>
   <w:style w:type="paragraph" w:styleId="Heading6">
-    <w:name w:val="heading 6"/>
+    <w:name w:val="Heading 6"/>
     <w:basedOn w:val="Normal"/>
     <w:next w:val="Normal"/>
     <w:link w:val="Heading6Char"/>
@@ -1328,22 +1335,22 @@
     <w:semiHidden/>
     <w:unhideWhenUsed/>
     <w:qFormat/>
-    <w:rsid w:val="00997BCE"/>
-    <w:pPr>
-      <w:keepNext/>
+    <w:rsid w:val="00997bce"/>
+    <w:pPr>
+      <w:keepNext w:val="true"/>
       <w:keepLines/>
       <w:spacing w:before="40" w:after="0"/>
       <w:outlineLvl w:val="5"/>
     </w:pPr>
     <w:rPr>
-      <w:rFonts w:eastAsiaTheme="majorEastAsia" w:cstheme="majorBidi"/>
+      <w:rFonts w:eastAsia="" w:cs="Angsana New" w:cstheme="majorBidi" w:eastAsiaTheme="majorEastAsia"/>
       <w:i/>
       <w:iCs/>
-      <w:color w:val="595959" w:themeColor="text1" w:themeTint="A6"/>
+      <w:color w:themeColor="text1" w:themeTint="a6" w:val="595959"/>
     </w:rPr>
   </w:style>
   <w:style w:type="paragraph" w:styleId="Heading7">
-    <w:name w:val="heading 7"/>
+    <w:name w:val="Heading 7"/>
     <w:basedOn w:val="Normal"/>
     <w:next w:val="Normal"/>
     <w:link w:val="Heading7Char"/>
@@ -1351,20 +1358,20 @@
     <w:semiHidden/>
     <w:unhideWhenUsed/>
     <w:qFormat/>
-    <w:rsid w:val="00997BCE"/>
-    <w:pPr>
-      <w:keepNext/>
+    <w:rsid w:val="00997bce"/>
+    <w:pPr>
+      <w:keepNext w:val="true"/>
       <w:keepLines/>
       <w:spacing w:before="40" w:after="0"/>
       <w:outlineLvl w:val="6"/>
     </w:pPr>
     <w:rPr>
-      <w:rFonts w:eastAsiaTheme="majorEastAsia" w:cstheme="majorBidi"/>
-      <w:color w:val="595959" w:themeColor="text1" w:themeTint="A6"/>
+      <w:rFonts w:eastAsia="" w:cs="Angsana New" w:cstheme="majorBidi" w:eastAsiaTheme="majorEastAsia"/>
+      <w:color w:themeColor="text1" w:themeTint="a6" w:val="595959"/>
     </w:rPr>
   </w:style>
   <w:style w:type="paragraph" w:styleId="Heading8">
-    <w:name w:val="heading 8"/>
+    <w:name w:val="Heading 8"/>
     <w:basedOn w:val="Normal"/>
     <w:next w:val="Normal"/>
     <w:link w:val="Heading8Char"/>
@@ -1372,22 +1379,22 @@
     <w:semiHidden/>
     <w:unhideWhenUsed/>
     <w:qFormat/>
-    <w:rsid w:val="00997BCE"/>
-    <w:pPr>
-      <w:keepNext/>
+    <w:rsid w:val="00997bce"/>
+    <w:pPr>
+      <w:keepNext w:val="true"/>
       <w:keepLines/>
-      <w:spacing w:after="0"/>
+      <w:spacing w:before="0" w:after="0"/>
       <w:outlineLvl w:val="7"/>
     </w:pPr>
     <w:rPr>
-      <w:rFonts w:eastAsiaTheme="majorEastAsia" w:cstheme="majorBidi"/>
+      <w:rFonts w:eastAsia="" w:cs="Angsana New" w:cstheme="majorBidi" w:eastAsiaTheme="majorEastAsia"/>
       <w:i/>
       <w:iCs/>
-      <w:color w:val="272727" w:themeColor="text1" w:themeTint="D8"/>
+      <w:color w:themeColor="text1" w:themeTint="d8" w:val="272727"/>
     </w:rPr>
   </w:style>
   <w:style w:type="paragraph" w:styleId="Heading9">
-    <w:name w:val="heading 9"/>
+    <w:name w:val="Heading 9"/>
     <w:basedOn w:val="Normal"/>
     <w:next w:val="Normal"/>
     <w:link w:val="Heading9Char"/>
@@ -1395,22 +1402,411 @@
     <w:semiHidden/>
     <w:unhideWhenUsed/>
     <w:qFormat/>
-    <w:rsid w:val="00997BCE"/>
-    <w:pPr>
-      <w:keepNext/>
+    <w:rsid w:val="00997bce"/>
+    <w:pPr>
+      <w:keepNext w:val="true"/>
       <w:keepLines/>
-      <w:spacing w:after="0"/>
+      <w:spacing w:before="0" w:after="0"/>
       <w:outlineLvl w:val="8"/>
     </w:pPr>
     <w:rPr>
-      <w:rFonts w:eastAsiaTheme="majorEastAsia" w:cstheme="majorBidi"/>
-      <w:color w:val="272727" w:themeColor="text1" w:themeTint="D8"/>
-    </w:rPr>
-  </w:style>
-  <w:style w:type="character" w:default="1" w:styleId="DefaultParagraphFont">
+      <w:rFonts w:eastAsia="" w:cs="Angsana New" w:cstheme="majorBidi" w:eastAsiaTheme="majorEastAsia"/>
+      <w:color w:themeColor="text1" w:themeTint="d8" w:val="272727"/>
+    </w:rPr>
+  </w:style>
+  <w:style w:type="character" w:styleId="DefaultParagraphFont" w:default="1">
     <w:name w:val="Default Paragraph Font"/>
     <w:uiPriority w:val="1"/>
     <w:unhideWhenUsed/>
+    <w:qFormat/>
+    <w:rPr/>
+  </w:style>
+  <w:style w:type="character" w:styleId="Heading1Char" w:customStyle="1">
+    <w:name w:val="Heading 1 Char"/>
+    <w:basedOn w:val="DefaultParagraphFont"/>
+    <w:link w:val="Heading1"/>
+    <w:uiPriority w:val="9"/>
+    <w:qFormat/>
+    <w:rsid w:val="00997bce"/>
+    <w:rPr>
+      <w:rFonts w:ascii="Aptos Display" w:hAnsi="Aptos Display" w:eastAsia="" w:cs="Angsana New" w:asciiTheme="majorHAnsi" w:cstheme="majorBidi" w:eastAsiaTheme="majorEastAsia" w:hAnsiTheme="majorHAnsi"/>
+      <w:color w:themeColor="accent1" w:themeShade="bf" w:val="0F4761"/>
+      <w:sz w:val="40"/>
+      <w:szCs w:val="50"/>
+    </w:rPr>
+  </w:style>
+  <w:style w:type="character" w:styleId="Heading2Char" w:customStyle="1">
+    <w:name w:val="Heading 2 Char"/>
+    <w:basedOn w:val="DefaultParagraphFont"/>
+    <w:link w:val="Heading2"/>
+    <w:uiPriority w:val="9"/>
+    <w:semiHidden/>
+    <w:qFormat/>
+    <w:rsid w:val="00997bce"/>
+    <w:rPr>
+      <w:rFonts w:ascii="Aptos Display" w:hAnsi="Aptos Display" w:eastAsia="" w:cs="Angsana New" w:asciiTheme="majorHAnsi" w:cstheme="majorBidi" w:eastAsiaTheme="majorEastAsia" w:hAnsiTheme="majorHAnsi"/>
+      <w:color w:themeColor="accent1" w:themeShade="bf" w:val="0F4761"/>
+      <w:sz w:val="32"/>
+      <w:szCs w:val="40"/>
+    </w:rPr>
+  </w:style>
+  <w:style w:type="character" w:styleId="Heading3Char" w:customStyle="1">
+    <w:name w:val="Heading 3 Char"/>
+    <w:basedOn w:val="DefaultParagraphFont"/>
+    <w:link w:val="Heading3"/>
+    <w:uiPriority w:val="9"/>
+    <w:qFormat/>
+    <w:rsid w:val="00997bce"/>
+    <w:rPr>
+      <w:rFonts w:eastAsia="" w:cs="Angsana New" w:cstheme="majorBidi" w:eastAsiaTheme="majorEastAsia"/>
+      <w:color w:themeColor="accent1" w:themeShade="bf" w:val="0F4761"/>
+      <w:sz w:val="28"/>
+      <w:szCs w:val="35"/>
+    </w:rPr>
+  </w:style>
+  <w:style w:type="character" w:styleId="Heading4Char" w:customStyle="1">
+    <w:name w:val="Heading 4 Char"/>
+    <w:basedOn w:val="DefaultParagraphFont"/>
+    <w:link w:val="Heading4"/>
+    <w:uiPriority w:val="9"/>
+    <w:semiHidden/>
+    <w:qFormat/>
+    <w:rsid w:val="00997bce"/>
+    <w:rPr>
+      <w:rFonts w:eastAsia="" w:cs="Angsana New" w:cstheme="majorBidi" w:eastAsiaTheme="majorEastAsia"/>
+      <w:i/>
+      <w:iCs/>
+      <w:color w:themeColor="accent1" w:themeShade="bf" w:val="0F4761"/>
+    </w:rPr>
+  </w:style>
+  <w:style w:type="character" w:styleId="Heading5Char" w:customStyle="1">
+    <w:name w:val="Heading 5 Char"/>
+    <w:basedOn w:val="DefaultParagraphFont"/>
+    <w:link w:val="Heading5"/>
+    <w:uiPriority w:val="9"/>
+    <w:semiHidden/>
+    <w:qFormat/>
+    <w:rsid w:val="00997bce"/>
+    <w:rPr>
+      <w:rFonts w:eastAsia="" w:cs="Angsana New" w:cstheme="majorBidi" w:eastAsiaTheme="majorEastAsia"/>
+      <w:color w:themeColor="accent1" w:themeShade="bf" w:val="0F4761"/>
+    </w:rPr>
+  </w:style>
+  <w:style w:type="character" w:styleId="Heading6Char" w:customStyle="1">
+    <w:name w:val="Heading 6 Char"/>
+    <w:basedOn w:val="DefaultParagraphFont"/>
+    <w:link w:val="Heading6"/>
+    <w:uiPriority w:val="9"/>
+    <w:semiHidden/>
+    <w:qFormat/>
+    <w:rsid w:val="00997bce"/>
+    <w:rPr>
+      <w:rFonts w:eastAsia="" w:cs="Angsana New" w:cstheme="majorBidi" w:eastAsiaTheme="majorEastAsia"/>
+      <w:i/>
+      <w:iCs/>
+      <w:color w:themeColor="text1" w:themeTint="a6" w:val="595959"/>
+    </w:rPr>
+  </w:style>
+  <w:style w:type="character" w:styleId="Heading7Char" w:customStyle="1">
+    <w:name w:val="Heading 7 Char"/>
+    <w:basedOn w:val="DefaultParagraphFont"/>
+    <w:link w:val="Heading7"/>
+    <w:uiPriority w:val="9"/>
+    <w:semiHidden/>
+    <w:qFormat/>
+    <w:rsid w:val="00997bce"/>
+    <w:rPr>
+      <w:rFonts w:eastAsia="" w:cs="Angsana New" w:cstheme="majorBidi" w:eastAsiaTheme="majorEastAsia"/>
+      <w:color w:themeColor="text1" w:themeTint="a6" w:val="595959"/>
+    </w:rPr>
+  </w:style>
+  <w:style w:type="character" w:styleId="Heading8Char" w:customStyle="1">
+    <w:name w:val="Heading 8 Char"/>
+    <w:basedOn w:val="DefaultParagraphFont"/>
+    <w:link w:val="Heading8"/>
+    <w:uiPriority w:val="9"/>
+    <w:semiHidden/>
+    <w:qFormat/>
+    <w:rsid w:val="00997bce"/>
+    <w:rPr>
+      <w:rFonts w:eastAsia="" w:cs="Angsana New" w:cstheme="majorBidi" w:eastAsiaTheme="majorEastAsia"/>
+      <w:i/>
+      <w:iCs/>
+      <w:color w:themeColor="text1" w:themeTint="d8" w:val="272727"/>
+    </w:rPr>
+  </w:style>
+  <w:style w:type="character" w:styleId="Heading9Char" w:customStyle="1">
+    <w:name w:val="Heading 9 Char"/>
+    <w:basedOn w:val="DefaultParagraphFont"/>
+    <w:link w:val="Heading9"/>
+    <w:uiPriority w:val="9"/>
+    <w:semiHidden/>
+    <w:qFormat/>
+    <w:rsid w:val="00997bce"/>
+    <w:rPr>
+      <w:rFonts w:eastAsia="" w:cs="Angsana New" w:cstheme="majorBidi" w:eastAsiaTheme="majorEastAsia"/>
+      <w:color w:themeColor="text1" w:themeTint="d8" w:val="272727"/>
+    </w:rPr>
+  </w:style>
+  <w:style w:type="character" w:styleId="TitleChar" w:customStyle="1">
+    <w:name w:val="Title Char"/>
+    <w:basedOn w:val="DefaultParagraphFont"/>
+    <w:link w:val="Title"/>
+    <w:uiPriority w:val="10"/>
+    <w:qFormat/>
+    <w:rsid w:val="00997bce"/>
+    <w:rPr>
+      <w:rFonts w:ascii="Aptos Display" w:hAnsi="Aptos Display" w:eastAsia="" w:cs="Angsana New" w:asciiTheme="majorHAnsi" w:cstheme="majorBidi" w:eastAsiaTheme="majorEastAsia" w:hAnsiTheme="majorHAnsi"/>
+      <w:spacing w:val="-10"/>
+      <w:kern w:val="2"/>
+      <w:sz w:val="56"/>
+      <w:szCs w:val="71"/>
+    </w:rPr>
+  </w:style>
+  <w:style w:type="character" w:styleId="SubtitleChar" w:customStyle="1">
+    <w:name w:val="Subtitle Char"/>
+    <w:basedOn w:val="DefaultParagraphFont"/>
+    <w:link w:val="Subtitle"/>
+    <w:uiPriority w:val="11"/>
+    <w:qFormat/>
+    <w:rsid w:val="00997bce"/>
+    <w:rPr>
+      <w:rFonts w:eastAsia="" w:cs="Angsana New" w:cstheme="majorBidi" w:eastAsiaTheme="majorEastAsia"/>
+      <w:color w:themeColor="text1" w:themeTint="a6" w:val="595959"/>
+      <w:spacing w:val="15"/>
+      <w:sz w:val="28"/>
+      <w:szCs w:val="35"/>
+    </w:rPr>
+  </w:style>
+  <w:style w:type="character" w:styleId="QuoteChar" w:customStyle="1">
+    <w:name w:val="Quote Char"/>
+    <w:basedOn w:val="DefaultParagraphFont"/>
+    <w:link w:val="Quote"/>
+    <w:uiPriority w:val="29"/>
+    <w:qFormat/>
+    <w:rsid w:val="00997bce"/>
+    <w:rPr>
+      <w:i/>
+      <w:iCs/>
+      <w:color w:themeColor="text1" w:themeTint="bf" w:val="404040"/>
+    </w:rPr>
+  </w:style>
+  <w:style w:type="character" w:styleId="IntenseEmphasis">
+    <w:name w:val="Intense Emphasis"/>
+    <w:basedOn w:val="DefaultParagraphFont"/>
+    <w:uiPriority w:val="21"/>
+    <w:qFormat/>
+    <w:rsid w:val="00997bce"/>
+    <w:rPr>
+      <w:i/>
+      <w:iCs/>
+      <w:color w:themeColor="accent1" w:themeShade="bf" w:val="0F4761"/>
+    </w:rPr>
+  </w:style>
+  <w:style w:type="character" w:styleId="IntenseQuoteChar" w:customStyle="1">
+    <w:name w:val="Intense Quote Char"/>
+    <w:basedOn w:val="DefaultParagraphFont"/>
+    <w:link w:val="IntenseQuote"/>
+    <w:uiPriority w:val="30"/>
+    <w:qFormat/>
+    <w:rsid w:val="00997bce"/>
+    <w:rPr>
+      <w:i/>
+      <w:iCs/>
+      <w:color w:themeColor="accent1" w:themeShade="bf" w:val="0F4761"/>
+    </w:rPr>
+  </w:style>
+  <w:style w:type="character" w:styleId="IntenseReference">
+    <w:name w:val="Intense Reference"/>
+    <w:basedOn w:val="DefaultParagraphFont"/>
+    <w:uiPriority w:val="32"/>
+    <w:qFormat/>
+    <w:rsid w:val="00997bce"/>
+    <w:rPr>
+      <w:b/>
+      <w:bCs/>
+      <w:smallCaps/>
+      <w:color w:themeColor="accent1" w:themeShade="bf" w:val="0F4761"/>
+      <w:spacing w:val="5"/>
+    </w:rPr>
+  </w:style>
+  <w:style w:type="paragraph" w:styleId="Heading">
+    <w:name w:val="Heading"/>
+    <w:basedOn w:val="Normal"/>
+    <w:next w:val="BodyText"/>
+    <w:qFormat/>
+    <w:pPr>
+      <w:keepNext w:val="true"/>
+      <w:spacing w:before="240" w:after="120"/>
+    </w:pPr>
+    <w:rPr>
+      <w:rFonts w:ascii="Liberation Sans" w:hAnsi="Liberation Sans" w:eastAsia="Noto Sans CJK SC" w:cs="Noto Sans Devanagari"/>
+      <w:sz w:val="28"/>
+      <w:szCs w:val="28"/>
+    </w:rPr>
+  </w:style>
+  <w:style w:type="paragraph" w:styleId="BodyText">
+    <w:name w:val="Body Text"/>
+    <w:basedOn w:val="Normal"/>
+    <w:pPr>
+      <w:spacing w:lineRule="auto" w:line="276" w:before="0" w:after="140"/>
+    </w:pPr>
+    <w:rPr/>
+  </w:style>
+  <w:style w:type="paragraph" w:styleId="List">
+    <w:name w:val="List"/>
+    <w:basedOn w:val="BodyText"/>
+    <w:pPr/>
+    <w:rPr>
+      <w:rFonts w:cs="Noto Sans Devanagari"/>
+    </w:rPr>
+  </w:style>
+  <w:style w:type="paragraph" w:styleId="Caption">
+    <w:name w:val="Caption"/>
+    <w:basedOn w:val="Normal"/>
+    <w:qFormat/>
+    <w:pPr>
+      <w:suppressLineNumbers/>
+      <w:spacing w:before="120" w:after="120"/>
+    </w:pPr>
+    <w:rPr>
+      <w:rFonts w:cs="Noto Sans Devanagari"/>
+      <w:i/>
+      <w:iCs/>
+      <w:sz w:val="24"/>
+      <w:szCs w:val="24"/>
+    </w:rPr>
+  </w:style>
+  <w:style w:type="paragraph" w:styleId="Index">
+    <w:name w:val="Index"/>
+    <w:basedOn w:val="Normal"/>
+    <w:qFormat/>
+    <w:pPr>
+      <w:suppressLineNumbers/>
+    </w:pPr>
+    <w:rPr>
+      <w:rFonts w:cs="Noto Sans Devanagari"/>
+    </w:rPr>
+  </w:style>
+  <w:style w:type="paragraph" w:styleId="Title">
+    <w:name w:val="Title"/>
+    <w:basedOn w:val="Normal"/>
+    <w:next w:val="Normal"/>
+    <w:link w:val="TitleChar"/>
+    <w:uiPriority w:val="10"/>
+    <w:qFormat/>
+    <w:rsid w:val="00997bce"/>
+    <w:pPr>
+      <w:spacing w:before="0" w:after="40"/>
+      <w:contextualSpacing/>
+    </w:pPr>
+    <w:rPr>
+      <w:rFonts w:ascii="Aptos Display" w:hAnsi="Aptos Display" w:eastAsia="" w:cs="Angsana New" w:asciiTheme="majorHAnsi" w:cstheme="majorBidi" w:eastAsiaTheme="majorEastAsia" w:hAnsiTheme="majorHAnsi"/>
+      <w:spacing w:val="-10"/>
+      <w:kern w:val="2"/>
+      <w:sz w:val="56"/>
+      <w:szCs w:val="71"/>
+    </w:rPr>
+  </w:style>
+  <w:style w:type="paragraph" w:styleId="Subtitle">
+    <w:name w:val="Subtitle"/>
+    <w:basedOn w:val="Normal"/>
+    <w:next w:val="Normal"/>
+    <w:link w:val="SubtitleChar"/>
+    <w:uiPriority w:val="11"/>
+    <w:qFormat/>
+    <w:rsid w:val="00997bce"/>
+    <w:pPr/>
+    <w:rPr>
+      <w:rFonts w:eastAsia="" w:cs="Angsana New" w:cstheme="majorBidi" w:eastAsiaTheme="majorEastAsia"/>
+      <w:color w:themeColor="text1" w:themeTint="a6" w:val="595959"/>
+      <w:spacing w:val="15"/>
+      <w:sz w:val="28"/>
+      <w:szCs w:val="35"/>
+    </w:rPr>
+  </w:style>
+  <w:style w:type="paragraph" w:styleId="Quote">
+    <w:name w:val="Quote"/>
+    <w:basedOn w:val="Normal"/>
+    <w:next w:val="Normal"/>
+    <w:link w:val="QuoteChar"/>
+    <w:uiPriority w:val="29"/>
+    <w:qFormat/>
+    <w:rsid w:val="00997bce"/>
+    <w:pPr>
+      <w:spacing w:before="160" w:after="160"/>
+      <w:jc w:val="center"/>
+    </w:pPr>
+    <w:rPr>
+      <w:i/>
+      <w:iCs/>
+      <w:color w:themeColor="text1" w:themeTint="bf" w:val="404040"/>
+    </w:rPr>
+  </w:style>
+  <w:style w:type="paragraph" w:styleId="ListParagraph">
+    <w:name w:val="List Paragraph"/>
+    <w:basedOn w:val="Normal"/>
+    <w:uiPriority w:val="34"/>
+    <w:qFormat/>
+    <w:rsid w:val="00997bce"/>
+    <w:pPr>
+      <w:spacing w:before="0" w:after="160"/>
+      <w:ind w:left="720"/>
+      <w:contextualSpacing/>
+    </w:pPr>
+    <w:rPr/>
+  </w:style>
+  <w:style w:type="paragraph" w:styleId="IntenseQuote">
+    <w:name w:val="Intense Quote"/>
+    <w:basedOn w:val="Normal"/>
+    <w:next w:val="Normal"/>
+    <w:link w:val="IntenseQuoteChar"/>
+    <w:uiPriority w:val="30"/>
+    <w:qFormat/>
+    <w:rsid w:val="00997bce"/>
+    <w:pPr>
+      <w:pBdr>
+        <w:top w:val="single" w:sz="4" w:space="10" w:color="0F4761" w:themeColor="accent1" w:themeShade="bf"/>
+        <w:bottom w:val="single" w:sz="4" w:space="10" w:color="0F4761" w:themeColor="accent1" w:themeShade="bf"/>
+      </w:pBdr>
+      <w:spacing w:before="360" w:after="360"/>
+      <w:ind w:left="864" w:right="864"/>
+      <w:jc w:val="center"/>
+    </w:pPr>
+    <w:rPr>
+      <w:i/>
+      <w:iCs/>
+      <w:color w:themeColor="accent1" w:themeShade="bf" w:val="0F4761"/>
+    </w:rPr>
+  </w:style>
+  <w:style w:type="paragraph" w:styleId="HeaderandFooter">
+    <w:name w:val="Header and Footer"/>
+    <w:basedOn w:val="Normal"/>
+    <w:qFormat/>
+    <w:pPr>
+      <w:suppressLineNumbers/>
+      <w:tabs>
+        <w:tab w:val="clear" w:pos="720"/>
+        <w:tab w:val="center" w:pos="4513" w:leader="none"/>
+        <w:tab w:val="right" w:pos="9026" w:leader="none"/>
+      </w:tabs>
+    </w:pPr>
+    <w:rPr/>
+  </w:style>
+  <w:style w:type="paragraph" w:styleId="Header">
+    <w:name w:val="Header"/>
+    <w:basedOn w:val="HeaderandFooter"/>
+    <w:pPr>
+      <w:suppressLineNumbers/>
+    </w:pPr>
+    <w:rPr/>
+  </w:style>
+  <w:style w:type="numbering" w:styleId="NoList" w:default="1">
+    <w:name w:val="No List"/>
+    <w:uiPriority w:val="99"/>
+    <w:semiHidden/>
+    <w:unhideWhenUsed/>
+    <w:qFormat/>
   </w:style>
   <w:style w:type="table" w:default="1" w:styleId="TableNormal">
     <w:name w:val="Normal Table"/>
@@ -1418,7 +1814,6 @@
     <w:semiHidden/>
     <w:unhideWhenUsed/>
     <w:tblPr>
-      <w:tblInd w:w="0" w:type="dxa"/>
       <w:tblCellMar>
         <w:top w:w="0" w:type="dxa"/>
         <w:left w:w="108" w:type="dxa"/>
@@ -1427,494 +1822,101 @@
       </w:tblCellMar>
     </w:tblPr>
   </w:style>
-  <w:style w:type="numbering" w:default="1" w:styleId="NoList">
-    <w:name w:val="No List"/>
-    <w:uiPriority w:val="99"/>
-    <w:semiHidden/>
-    <w:unhideWhenUsed/>
-  </w:style>
-  <w:style w:type="character" w:customStyle="1" w:styleId="Heading1Char">
-    <w:name w:val="Heading 1 Char"/>
-    <w:basedOn w:val="DefaultParagraphFont"/>
-    <w:link w:val="Heading1"/>
-    <w:uiPriority w:val="9"/>
-    <w:rsid w:val="00997BCE"/>
-    <w:rPr>
-      <w:rFonts w:asciiTheme="majorHAnsi" w:eastAsiaTheme="majorEastAsia" w:hAnsiTheme="majorHAnsi" w:cstheme="majorBidi"/>
-      <w:color w:val="0F4761" w:themeColor="accent1" w:themeShade="BF"/>
-      <w:sz w:val="40"/>
-      <w:szCs w:val="50"/>
-    </w:rPr>
-  </w:style>
-  <w:style w:type="character" w:customStyle="1" w:styleId="Heading2Char">
-    <w:name w:val="Heading 2 Char"/>
-    <w:basedOn w:val="DefaultParagraphFont"/>
-    <w:link w:val="Heading2"/>
-    <w:uiPriority w:val="9"/>
-    <w:semiHidden/>
-    <w:rsid w:val="00997BCE"/>
-    <w:rPr>
-      <w:rFonts w:asciiTheme="majorHAnsi" w:eastAsiaTheme="majorEastAsia" w:hAnsiTheme="majorHAnsi" w:cstheme="majorBidi"/>
-      <w:color w:val="0F4761" w:themeColor="accent1" w:themeShade="BF"/>
-      <w:sz w:val="32"/>
-      <w:szCs w:val="40"/>
-    </w:rPr>
-  </w:style>
-  <w:style w:type="character" w:customStyle="1" w:styleId="Heading3Char">
-    <w:name w:val="Heading 3 Char"/>
-    <w:basedOn w:val="DefaultParagraphFont"/>
-    <w:link w:val="Heading3"/>
-    <w:uiPriority w:val="9"/>
-    <w:rsid w:val="00997BCE"/>
-    <w:rPr>
-      <w:rFonts w:eastAsiaTheme="majorEastAsia" w:cstheme="majorBidi"/>
-      <w:color w:val="0F4761" w:themeColor="accent1" w:themeShade="BF"/>
-      <w:sz w:val="28"/>
-      <w:szCs w:val="35"/>
-    </w:rPr>
-  </w:style>
-  <w:style w:type="character" w:customStyle="1" w:styleId="Heading4Char">
-    <w:name w:val="Heading 4 Char"/>
-    <w:basedOn w:val="DefaultParagraphFont"/>
-    <w:link w:val="Heading4"/>
-    <w:uiPriority w:val="9"/>
-    <w:semiHidden/>
-    <w:rsid w:val="00997BCE"/>
-    <w:rPr>
-      <w:rFonts w:eastAsiaTheme="majorEastAsia" w:cstheme="majorBidi"/>
-      <w:i/>
-      <w:iCs/>
-      <w:color w:val="0F4761" w:themeColor="accent1" w:themeShade="BF"/>
-    </w:rPr>
-  </w:style>
-  <w:style w:type="character" w:customStyle="1" w:styleId="Heading5Char">
-    <w:name w:val="Heading 5 Char"/>
-    <w:basedOn w:val="DefaultParagraphFont"/>
-    <w:link w:val="Heading5"/>
-    <w:uiPriority w:val="9"/>
-    <w:semiHidden/>
-    <w:rsid w:val="00997BCE"/>
-    <w:rPr>
-      <w:rFonts w:eastAsiaTheme="majorEastAsia" w:cstheme="majorBidi"/>
-      <w:color w:val="0F4761" w:themeColor="accent1" w:themeShade="BF"/>
-    </w:rPr>
-  </w:style>
-  <w:style w:type="character" w:customStyle="1" w:styleId="Heading6Char">
-    <w:name w:val="Heading 6 Char"/>
-    <w:basedOn w:val="DefaultParagraphFont"/>
-    <w:link w:val="Heading6"/>
-    <w:uiPriority w:val="9"/>
-    <w:semiHidden/>
-    <w:rsid w:val="00997BCE"/>
-    <w:rPr>
-      <w:rFonts w:eastAsiaTheme="majorEastAsia" w:cstheme="majorBidi"/>
-      <w:i/>
-      <w:iCs/>
-      <w:color w:val="595959" w:themeColor="text1" w:themeTint="A6"/>
-    </w:rPr>
-  </w:style>
-  <w:style w:type="character" w:customStyle="1" w:styleId="Heading7Char">
-    <w:name w:val="Heading 7 Char"/>
-    <w:basedOn w:val="DefaultParagraphFont"/>
-    <w:link w:val="Heading7"/>
-    <w:uiPriority w:val="9"/>
-    <w:semiHidden/>
-    <w:rsid w:val="00997BCE"/>
-    <w:rPr>
-      <w:rFonts w:eastAsiaTheme="majorEastAsia" w:cstheme="majorBidi"/>
-      <w:color w:val="595959" w:themeColor="text1" w:themeTint="A6"/>
-    </w:rPr>
-  </w:style>
-  <w:style w:type="character" w:customStyle="1" w:styleId="Heading8Char">
-    <w:name w:val="Heading 8 Char"/>
-    <w:basedOn w:val="DefaultParagraphFont"/>
-    <w:link w:val="Heading8"/>
-    <w:uiPriority w:val="9"/>
-    <w:semiHidden/>
-    <w:rsid w:val="00997BCE"/>
-    <w:rPr>
-      <w:rFonts w:eastAsiaTheme="majorEastAsia" w:cstheme="majorBidi"/>
-      <w:i/>
-      <w:iCs/>
-      <w:color w:val="272727" w:themeColor="text1" w:themeTint="D8"/>
-    </w:rPr>
-  </w:style>
-  <w:style w:type="character" w:customStyle="1" w:styleId="Heading9Char">
-    <w:name w:val="Heading 9 Char"/>
-    <w:basedOn w:val="DefaultParagraphFont"/>
-    <w:link w:val="Heading9"/>
-    <w:uiPriority w:val="9"/>
-    <w:semiHidden/>
-    <w:rsid w:val="00997BCE"/>
-    <w:rPr>
-      <w:rFonts w:eastAsiaTheme="majorEastAsia" w:cstheme="majorBidi"/>
-      <w:color w:val="272727" w:themeColor="text1" w:themeTint="D8"/>
-    </w:rPr>
-  </w:style>
-  <w:style w:type="paragraph" w:styleId="Title">
-    <w:name w:val="Title"/>
-    <w:basedOn w:val="Normal"/>
-    <w:next w:val="Normal"/>
-    <w:link w:val="TitleChar"/>
-    <w:uiPriority w:val="10"/>
-    <w:qFormat/>
-    <w:rsid w:val="00997BCE"/>
-    <w:pPr>
-      <w:spacing w:after="40"/>
-      <w:contextualSpacing/>
-    </w:pPr>
-    <w:rPr>
-      <w:rFonts w:asciiTheme="majorHAnsi" w:eastAsiaTheme="majorEastAsia" w:hAnsiTheme="majorHAnsi" w:cstheme="majorBidi"/>
-      <w:spacing w:val="-10"/>
-      <w:kern w:val="28"/>
-      <w:sz w:val="56"/>
-      <w:szCs w:val="71"/>
-    </w:rPr>
-  </w:style>
-  <w:style w:type="character" w:customStyle="1" w:styleId="TitleChar">
-    <w:name w:val="Title Char"/>
-    <w:basedOn w:val="DefaultParagraphFont"/>
-    <w:link w:val="Title"/>
-    <w:uiPriority w:val="10"/>
-    <w:rsid w:val="00997BCE"/>
-    <w:rPr>
-      <w:rFonts w:asciiTheme="majorHAnsi" w:eastAsiaTheme="majorEastAsia" w:hAnsiTheme="majorHAnsi" w:cstheme="majorBidi"/>
-      <w:spacing w:val="-10"/>
-      <w:kern w:val="28"/>
-      <w:sz w:val="56"/>
-      <w:szCs w:val="71"/>
-    </w:rPr>
-  </w:style>
-  <w:style w:type="paragraph" w:styleId="Subtitle">
-    <w:name w:val="Subtitle"/>
-    <w:basedOn w:val="Normal"/>
-    <w:next w:val="Normal"/>
-    <w:link w:val="SubtitleChar"/>
-    <w:uiPriority w:val="11"/>
-    <w:qFormat/>
-    <w:rsid w:val="00997BCE"/>
-    <w:pPr>
-      <w:numPr>
-        <w:ilvl w:val="1"/>
-      </w:numPr>
-    </w:pPr>
-    <w:rPr>
-      <w:rFonts w:eastAsiaTheme="majorEastAsia" w:cstheme="majorBidi"/>
-      <w:color w:val="595959" w:themeColor="text1" w:themeTint="A6"/>
-      <w:spacing w:val="15"/>
-      <w:sz w:val="28"/>
-      <w:szCs w:val="35"/>
-    </w:rPr>
-  </w:style>
-  <w:style w:type="character" w:customStyle="1" w:styleId="SubtitleChar">
-    <w:name w:val="Subtitle Char"/>
-    <w:basedOn w:val="DefaultParagraphFont"/>
-    <w:link w:val="Subtitle"/>
-    <w:uiPriority w:val="11"/>
-    <w:rsid w:val="00997BCE"/>
-    <w:rPr>
-      <w:rFonts w:eastAsiaTheme="majorEastAsia" w:cstheme="majorBidi"/>
-      <w:color w:val="595959" w:themeColor="text1" w:themeTint="A6"/>
-      <w:spacing w:val="15"/>
-      <w:sz w:val="28"/>
-      <w:szCs w:val="35"/>
-    </w:rPr>
-  </w:style>
-  <w:style w:type="paragraph" w:styleId="Quote">
-    <w:name w:val="Quote"/>
-    <w:basedOn w:val="Normal"/>
-    <w:next w:val="Normal"/>
-    <w:link w:val="QuoteChar"/>
-    <w:uiPriority w:val="29"/>
-    <w:qFormat/>
-    <w:rsid w:val="00997BCE"/>
-    <w:pPr>
-      <w:spacing w:before="160"/>
-      <w:jc w:val="center"/>
-    </w:pPr>
-    <w:rPr>
-      <w:i/>
-      <w:iCs/>
-      <w:color w:val="404040" w:themeColor="text1" w:themeTint="BF"/>
-    </w:rPr>
-  </w:style>
-  <w:style w:type="character" w:customStyle="1" w:styleId="QuoteChar">
-    <w:name w:val="Quote Char"/>
-    <w:basedOn w:val="DefaultParagraphFont"/>
-    <w:link w:val="Quote"/>
-    <w:uiPriority w:val="29"/>
-    <w:rsid w:val="00997BCE"/>
-    <w:rPr>
-      <w:i/>
-      <w:iCs/>
-      <w:color w:val="404040" w:themeColor="text1" w:themeTint="BF"/>
-    </w:rPr>
-  </w:style>
-  <w:style w:type="paragraph" w:styleId="ListParagraph">
-    <w:name w:val="List Paragraph"/>
-    <w:basedOn w:val="Normal"/>
-    <w:uiPriority w:val="34"/>
-    <w:qFormat/>
-    <w:rsid w:val="00997BCE"/>
-    <w:pPr>
-      <w:ind w:left="720"/>
-      <w:contextualSpacing/>
-    </w:pPr>
-  </w:style>
-  <w:style w:type="character" w:styleId="IntenseEmphasis">
-    <w:name w:val="Intense Emphasis"/>
-    <w:basedOn w:val="DefaultParagraphFont"/>
-    <w:uiPriority w:val="21"/>
-    <w:qFormat/>
-    <w:rsid w:val="00997BCE"/>
-    <w:rPr>
-      <w:i/>
-      <w:iCs/>
-      <w:color w:val="0F4761" w:themeColor="accent1" w:themeShade="BF"/>
-    </w:rPr>
-  </w:style>
-  <w:style w:type="paragraph" w:styleId="IntenseQuote">
-    <w:name w:val="Intense Quote"/>
-    <w:basedOn w:val="Normal"/>
-    <w:next w:val="Normal"/>
-    <w:link w:val="IntenseQuoteChar"/>
-    <w:uiPriority w:val="30"/>
-    <w:qFormat/>
-    <w:rsid w:val="00997BCE"/>
-    <w:pPr>
-      <w:pBdr>
-        <w:top w:val="single" w:sz="4" w:space="10" w:color="0F4761" w:themeColor="accent1" w:themeShade="BF"/>
-        <w:bottom w:val="single" w:sz="4" w:space="10" w:color="0F4761" w:themeColor="accent1" w:themeShade="BF"/>
-      </w:pBdr>
-      <w:spacing w:before="360" w:after="360"/>
-      <w:ind w:left="864" w:right="864"/>
-      <w:jc w:val="center"/>
-    </w:pPr>
-    <w:rPr>
-      <w:i/>
-      <w:iCs/>
-      <w:color w:val="0F4761" w:themeColor="accent1" w:themeShade="BF"/>
-    </w:rPr>
-  </w:style>
-  <w:style w:type="character" w:customStyle="1" w:styleId="IntenseQuoteChar">
-    <w:name w:val="Intense Quote Char"/>
-    <w:basedOn w:val="DefaultParagraphFont"/>
-    <w:link w:val="IntenseQuote"/>
-    <w:uiPriority w:val="30"/>
-    <w:rsid w:val="00997BCE"/>
-    <w:rPr>
-      <w:i/>
-      <w:iCs/>
-      <w:color w:val="0F4761" w:themeColor="accent1" w:themeShade="BF"/>
-    </w:rPr>
-  </w:style>
-  <w:style w:type="character" w:styleId="IntenseReference">
-    <w:name w:val="Intense Reference"/>
-    <w:basedOn w:val="DefaultParagraphFont"/>
-    <w:uiPriority w:val="32"/>
-    <w:qFormat/>
-    <w:rsid w:val="00997BCE"/>
-    <w:rPr>
-      <w:b/>
-      <w:bCs/>
-      <w:smallCaps/>
-      <w:color w:val="0F4761" w:themeColor="accent1" w:themeShade="BF"/>
-      <w:spacing w:val="5"/>
-    </w:rPr>
-  </w:style>
 </w:styles>
 </file>
 
 <file path=word/theme/theme1.xml><?xml version="1.0" encoding="utf-8"?>
-<a:theme xmlns:a="http://schemas.openxmlformats.org/drawingml/2006/main" name="Office Theme">
+<a:theme xmlns:a="http://schemas.openxmlformats.org/drawingml/2006/main" xmlns:r="http://schemas.openxmlformats.org/officeDocument/2006/relationships" name="Office Theme">
   <a:themeElements>
     <a:clrScheme name="Office">
       <a:dk1>
-        <a:sysClr val="windowText" lastClr="000000"/>
+        <a:srgbClr val="000000"/>
       </a:dk1>
       <a:lt1>
-        <a:sysClr val="window" lastClr="FFFFFF"/>
+        <a:srgbClr val="ffffff"/>
       </a:lt1>
       <a:dk2>
-        <a:srgbClr val="0E2841"/>
+        <a:srgbClr val="0e2841"/>
       </a:dk2>
       <a:lt2>
-        <a:srgbClr val="E8E8E8"/>
+        <a:srgbClr val="e8e8e8"/>
       </a:lt2>
       <a:accent1>
         <a:srgbClr val="156082"/>
       </a:accent1>
       <a:accent2>
-        <a:srgbClr val="E97132"/>
+        <a:srgbClr val="e97132"/>
       </a:accent2>
       <a:accent3>
-        <a:srgbClr val="196B24"/>
+        <a:srgbClr val="196b24"/>
       </a:accent3>
       <a:accent4>
-        <a:srgbClr val="0F9ED5"/>
+        <a:srgbClr val="0f9ed5"/>
       </a:accent4>
       <a:accent5>
-        <a:srgbClr val="A02B93"/>
+        <a:srgbClr val="a02b93"/>
       </a:accent5>
       <a:accent6>
-        <a:srgbClr val="4EA72E"/>
+        <a:srgbClr val="4ea72e"/>
       </a:accent6>
       <a:hlink>
         <a:srgbClr val="467886"/>
       </a:hlink>
       <a:folHlink>
-        <a:srgbClr val="96607D"/>
+        <a:srgbClr val="96607d"/>
       </a:folHlink>
     </a:clrScheme>
     <a:fontScheme name="Office">
       <a:majorFont>
-        <a:latin typeface="Aptos Display" panose="02110004020202020204"/>
+        <a:latin typeface="Aptos Display" panose="02110004020202020204" pitchFamily="0" charset="1"/>
         <a:ea typeface=""/>
         <a:cs typeface=""/>
-        <a:font script="Jpan" typeface="游ゴシック Light"/>
-        <a:font script="Hang" typeface="맑은 고딕"/>
-        <a:font script="Hans" typeface="等线 Light"/>
-        <a:font script="Hant" typeface="新細明體"/>
-        <a:font script="Arab" typeface="Times New Roman"/>
-        <a:font script="Hebr" typeface="Times New Roman"/>
-        <a:font script="Thai" typeface="Angsana New"/>
-        <a:font script="Ethi" typeface="Nyala"/>
-        <a:font script="Beng" typeface="Vrinda"/>
-        <a:font script="Gujr" typeface="Shruti"/>
-        <a:font script="Khmr" typeface="MoolBoran"/>
-        <a:font script="Knda" typeface="Tunga"/>
-        <a:font script="Guru" typeface="Raavi"/>
-        <a:font script="Cans" typeface="Euphemia"/>
-        <a:font script="Cher" typeface="Plantagenet Cherokee"/>
-        <a:font script="Yiii" typeface="Microsoft Yi Baiti"/>
-        <a:font script="Tibt" typeface="Microsoft Himalaya"/>
-        <a:font script="Thaa" typeface="MV Boli"/>
-        <a:font script="Deva" typeface="Mangal"/>
-        <a:font script="Telu" typeface="Gautami"/>
-        <a:font script="Taml" typeface="Latha"/>
-        <a:font script="Syrc" typeface="Estrangelo Edessa"/>
-        <a:font script="Orya" typeface="Kalinga"/>
-        <a:font script="Mlym" typeface="Kartika"/>
-        <a:font script="Laoo" typeface="DokChampa"/>
-        <a:font script="Sinh" typeface="Iskoola Pota"/>
-        <a:font script="Mong" typeface="Mongolian Baiti"/>
-        <a:font script="Viet" typeface="Times New Roman"/>
-        <a:font script="Uigh" typeface="Microsoft Uighur"/>
-        <a:font script="Geor" typeface="Sylfaen"/>
-        <a:font script="Armn" typeface="Arial"/>
-        <a:font script="Bugi" typeface="Leelawadee UI"/>
-        <a:font script="Bopo" typeface="Microsoft JhengHei"/>
-        <a:font script="Java" typeface="Javanese Text"/>
-        <a:font script="Lisu" typeface="Segoe UI"/>
-        <a:font script="Mymr" typeface="Myanmar Text"/>
-        <a:font script="Nkoo" typeface="Ebrima"/>
-        <a:font script="Olck" typeface="Nirmala UI"/>
-        <a:font script="Osma" typeface="Ebrima"/>
-        <a:font script="Phag" typeface="Phagspa"/>
-        <a:font script="Syrn" typeface="Estrangelo Edessa"/>
-        <a:font script="Syrj" typeface="Estrangelo Edessa"/>
-        <a:font script="Syre" typeface="Estrangelo Edessa"/>
-        <a:font script="Sora" typeface="Nirmala UI"/>
-        <a:font script="Tale" typeface="Microsoft Tai Le"/>
-        <a:font script="Talu" typeface="Microsoft New Tai Lue"/>
-        <a:font script="Tfng" typeface="Ebrima"/>
       </a:majorFont>
       <a:minorFont>
-        <a:latin typeface="Aptos" panose="02110004020202020204"/>
+        <a:latin typeface="Aptos" panose="02110004020202020204" pitchFamily="0" charset="1"/>
         <a:ea typeface=""/>
         <a:cs typeface=""/>
-        <a:font script="Jpan" typeface="游明朝"/>
-        <a:font script="Hang" typeface="맑은 고딕"/>
-        <a:font script="Hans" typeface="等线"/>
-        <a:font script="Hant" typeface="新細明體"/>
-        <a:font script="Arab" typeface="Arial"/>
-        <a:font script="Hebr" typeface="Arial"/>
-        <a:font script="Thai" typeface="Cordia New"/>
-        <a:font script="Ethi" typeface="Nyala"/>
-        <a:font script="Beng" typeface="Vrinda"/>
-        <a:font script="Gujr" typeface="Shruti"/>
-        <a:font script="Khmr" typeface="DaunPenh"/>
-        <a:font script="Knda" typeface="Tunga"/>
-        <a:font script="Guru" typeface="Raavi"/>
-        <a:font script="Cans" typeface="Euphemia"/>
-        <a:font script="Cher" typeface="Plantagenet Cherokee"/>
-        <a:font script="Yiii" typeface="Microsoft Yi Baiti"/>
-        <a:font script="Tibt" typeface="Microsoft Himalaya"/>
-        <a:font script="Thaa" typeface="MV Boli"/>
-        <a:font script="Deva" typeface="Mangal"/>
-        <a:font script="Telu" typeface="Gautami"/>
-        <a:font script="Taml" typeface="Latha"/>
-        <a:font script="Syrc" typeface="Estrangelo Edessa"/>
-        <a:font script="Orya" typeface="Kalinga"/>
-        <a:font script="Mlym" typeface="Kartika"/>
-        <a:font script="Laoo" typeface="DokChampa"/>
-        <a:font script="Sinh" typeface="Iskoola Pota"/>
-        <a:font script="Mong" typeface="Mongolian Baiti"/>
-        <a:font script="Viet" typeface="Arial"/>
-        <a:font script="Uigh" typeface="Microsoft Uighur"/>
-        <a:font script="Geor" typeface="Sylfaen"/>
-        <a:font script="Armn" typeface="Arial"/>
-        <a:font script="Bugi" typeface="Leelawadee UI"/>
-        <a:font script="Bopo" typeface="Microsoft JhengHei"/>
-        <a:font script="Java" typeface="Javanese Text"/>
-        <a:font script="Lisu" typeface="Segoe UI"/>
-        <a:font script="Mymr" typeface="Myanmar Text"/>
-        <a:font script="Nkoo" typeface="Ebrima"/>
-        <a:font script="Olck" typeface="Nirmala UI"/>
-        <a:font script="Osma" typeface="Ebrima"/>
-        <a:font script="Phag" typeface="Phagspa"/>
-        <a:font script="Syrn" typeface="Estrangelo Edessa"/>
-        <a:font script="Syrj" typeface="Estrangelo Edessa"/>
-        <a:font script="Syre" typeface="Estrangelo Edessa"/>
-        <a:font script="Sora" typeface="Nirmala UI"/>
-        <a:font script="Tale" typeface="Microsoft Tai Le"/>
-        <a:font script="Talu" typeface="Microsoft New Tai Lue"/>
-        <a:font script="Tfng" typeface="Ebrima"/>
       </a:minorFont>
     </a:fontScheme>
-    <a:fmtScheme name="Office">
+    <a:fmtScheme>
       <a:fillStyleLst>
         <a:solidFill>
           <a:schemeClr val="phClr"/>
         </a:solidFill>
-        <a:gradFill rotWithShape="1">
+        <a:gradFill>
           <a:gsLst>
             <a:gs pos="0">
               <a:schemeClr val="phClr">
                 <a:lumMod val="110000"/>
-                <a:satMod val="105000"/>
                 <a:tint val="67000"/>
               </a:schemeClr>
             </a:gs>
             <a:gs pos="50000">
               <a:schemeClr val="phClr">
                 <a:lumMod val="105000"/>
-                <a:satMod val="103000"/>
                 <a:tint val="73000"/>
               </a:schemeClr>
             </a:gs>
             <a:gs pos="100000">
               <a:schemeClr val="phClr">
                 <a:lumMod val="105000"/>
-                <a:satMod val="109000"/>
                 <a:tint val="81000"/>
               </a:schemeClr>
             </a:gs>
           </a:gsLst>
           <a:lin ang="5400000" scaled="0"/>
+          <a:tileRect l="0" t="0" r="0" b="0"/>
         </a:gradFill>
-        <a:gradFill rotWithShape="1">
+        <a:gradFill>
           <a:gsLst>
             <a:gs pos="0">
               <a:schemeClr val="phClr">
-                <a:satMod val="103000"/>
                 <a:lumMod val="102000"/>
                 <a:tint val="94000"/>
               </a:schemeClr>
             </a:gs>
             <a:gs pos="50000">
               <a:schemeClr val="phClr">
-                <a:satMod val="110000"/>
                 <a:lumMod val="100000"/>
                 <a:shade val="100000"/>
               </a:schemeClr>
@@ -1922,33 +1924,24 @@
             <a:gs pos="100000">
               <a:schemeClr val="phClr">
                 <a:lumMod val="99000"/>
-                <a:satMod val="120000"/>
                 <a:shade val="78000"/>
               </a:schemeClr>
             </a:gs>
           </a:gsLst>
           <a:lin ang="5400000" scaled="0"/>
+          <a:tileRect l="0" t="0" r="0" b="0"/>
         </a:gradFill>
       </a:fillStyleLst>
       <a:lnStyleLst>
         <a:ln w="12700" cap="flat" cmpd="sng" algn="ctr">
-          <a:solidFill>
-            <a:schemeClr val="phClr"/>
-          </a:solidFill>
           <a:prstDash val="solid"/>
           <a:miter lim="800000"/>
         </a:ln>
         <a:ln w="19050" cap="flat" cmpd="sng" algn="ctr">
-          <a:solidFill>
-            <a:schemeClr val="phClr"/>
-          </a:solidFill>
           <a:prstDash val="solid"/>
           <a:miter lim="800000"/>
         </a:ln>
         <a:ln w="25400" cap="flat" cmpd="sng" algn="ctr">
-          <a:solidFill>
-            <a:schemeClr val="phClr"/>
-          </a:solidFill>
           <a:prstDash val="solid"/>
           <a:miter lim="800000"/>
         </a:ln>
@@ -1961,13 +1954,7 @@
           <a:effectLst/>
         </a:effectStyle>
         <a:effectStyle>
-          <a:effectLst>
-            <a:outerShdw blurRad="57150" dist="19050" dir="5400000" algn="ctr" rotWithShape="0">
-              <a:srgbClr val="000000">
-                <a:alpha val="63000"/>
-              </a:srgbClr>
-            </a:outerShdw>
-          </a:effectLst>
+          <a:effectLst/>
         </a:effectStyle>
       </a:effectStyleLst>
       <a:bgFillStyleLst>
@@ -1977,15 +1964,13 @@
         <a:solidFill>
           <a:schemeClr val="phClr">
             <a:tint val="95000"/>
-            <a:satMod val="170000"/>
           </a:schemeClr>
         </a:solidFill>
-        <a:gradFill rotWithShape="1">
+        <a:gradFill>
           <a:gsLst>
             <a:gs pos="0">
               <a:schemeClr val="phClr">
                 <a:tint val="93000"/>
-                <a:satMod val="150000"/>
                 <a:shade val="98000"/>
                 <a:lumMod val="102000"/>
               </a:schemeClr>
@@ -1993,7 +1978,6 @@
             <a:gs pos="50000">
               <a:schemeClr val="phClr">
                 <a:tint val="98000"/>
-                <a:satMod val="130000"/>
                 <a:shade val="90000"/>
                 <a:lumMod val="103000"/>
               </a:schemeClr>
@@ -2001,41 +1985,14 @@
             <a:gs pos="100000">
               <a:schemeClr val="phClr">
                 <a:shade val="63000"/>
-                <a:satMod val="120000"/>
               </a:schemeClr>
             </a:gs>
           </a:gsLst>
           <a:lin ang="5400000" scaled="0"/>
+          <a:tileRect l="0" t="0" r="0" b="0"/>
         </a:gradFill>
       </a:bgFillStyleLst>
     </a:fmtScheme>
   </a:themeElements>
-  <a:objectDefaults>
-    <a:lnDef>
-      <a:spPr/>
-      <a:bodyPr/>
-      <a:lstStyle/>
-      <a:style>
-        <a:lnRef idx="2">
-          <a:schemeClr val="accent1"/>
-        </a:lnRef>
-        <a:fillRef idx="0">
-          <a:schemeClr val="accent1"/>
-        </a:fillRef>
-        <a:effectRef idx="1">
-          <a:schemeClr val="accent1"/>
-        </a:effectRef>
-        <a:fontRef idx="minor">
-          <a:schemeClr val="tx1"/>
-        </a:fontRef>
-      </a:style>
-    </a:lnDef>
-  </a:objectDefaults>
-  <a:extraClrSchemeLst/>
-  <a:extLst>
-    <a:ext uri="{05A4C25C-085E-4340-85A3-A5531E510DB2}">
-      <thm15:themeFamily xmlns:thm15="http://schemas.microsoft.com/office/thememl/2012/main" name="Office Theme" id="{2E142A2C-CD16-42D6-873A-C26D2A0506FA}" vid="{1BDDFF52-6CD6-40A5-AB3C-68EB2F1E4D0A}"/>
-    </a:ext>
-  </a:extLst>
 </a:theme>
 </file>